--- a/examens/1/travail_de_vacances/1 - CORRECTIF_travail de vacances sans solides.docx
+++ b/examens/1/travail_de_vacances/1 - CORRECTIF_travail de vacances sans solides.docx
@@ -12255,10 +12255,10 @@
   <w:abstractNum w:abstractNumId="0" w15:restartNumberingAfterBreak="0">
     <w:nsid w:val="134612E3"/>
     <w:multiLevelType w:val="hybridMultilevel"/>
-    <w:tmpl w:val="CDC0C6AE"/>
-    <w:lvl w:ilvl="0" w:tplc="A19095DE">
-      <w:start w:val="1"/>
-      <w:numFmt w:val="decimal"/>
+    <w:tmpl w:val="03807E8E"/>
+    <w:lvl w:ilvl="0" w:tplc="4CEA1D3A">
+      <w:start w:val="1"/>
+      <w:numFmt w:val="lowerLetter"/>
       <w:lvlText w:val="%1)"/>
       <w:lvlJc w:val="left"/>
       <w:pPr>
@@ -12437,10 +12437,10 @@
   <w:abstractNum w:abstractNumId="2" w15:restartNumberingAfterBreak="0">
     <w:nsid w:val="1A3A65DF"/>
     <w:multiLevelType w:val="hybridMultilevel"/>
-    <w:tmpl w:val="B34605F0"/>
-    <w:lvl w:ilvl="0" w:tplc="09FC8510">
-      <w:start w:val="1"/>
-      <w:numFmt w:val="decimal"/>
+    <w:tmpl w:val="C58ABA94"/>
+    <w:lvl w:ilvl="0" w:tplc="4CEA1D3A">
+      <w:start w:val="1"/>
+      <w:numFmt w:val="lowerLetter"/>
       <w:lvlText w:val="%1)"/>
       <w:lvlJc w:val="left"/>
       <w:pPr>
@@ -12528,10 +12528,10 @@
   <w:abstractNum w:abstractNumId="3" w15:restartNumberingAfterBreak="0">
     <w:nsid w:val="1A8772F1"/>
     <w:multiLevelType w:val="hybridMultilevel"/>
-    <w:tmpl w:val="D9F89FF6"/>
-    <w:lvl w:ilvl="0" w:tplc="35E4D302">
-      <w:start w:val="1"/>
-      <w:numFmt w:val="decimal"/>
+    <w:tmpl w:val="1A9E8BD2"/>
+    <w:lvl w:ilvl="0" w:tplc="4CEA1D3A">
+      <w:start w:val="1"/>
+      <w:numFmt w:val="lowerLetter"/>
       <w:lvlText w:val="%1)"/>
       <w:lvlJc w:val="left"/>
       <w:pPr>
@@ -12914,10 +12914,10 @@
   <w:abstractNum w:abstractNumId="7" w15:restartNumberingAfterBreak="0">
     <w:nsid w:val="28E47286"/>
     <w:multiLevelType w:val="hybridMultilevel"/>
-    <w:tmpl w:val="ED4073D4"/>
-    <w:lvl w:ilvl="0" w:tplc="1DC20B4E">
-      <w:start w:val="1"/>
-      <w:numFmt w:val="decimal"/>
+    <w:tmpl w:val="3880145C"/>
+    <w:lvl w:ilvl="0" w:tplc="4CEA1D3A">
+      <w:start w:val="1"/>
+      <w:numFmt w:val="lowerLetter"/>
       <w:lvlText w:val="%1)"/>
       <w:lvlJc w:val="left"/>
       <w:pPr>
@@ -13005,10 +13005,10 @@
   <w:abstractNum w:abstractNumId="8" w15:restartNumberingAfterBreak="0">
     <w:nsid w:val="2B117573"/>
     <w:multiLevelType w:val="hybridMultilevel"/>
-    <w:tmpl w:val="BE205F74"/>
-    <w:lvl w:ilvl="0" w:tplc="48B83518">
-      <w:start w:val="1"/>
-      <w:numFmt w:val="decimal"/>
+    <w:tmpl w:val="D2BE514C"/>
+    <w:lvl w:ilvl="0" w:tplc="4CEA1D3A">
+      <w:start w:val="1"/>
+      <w:numFmt w:val="lowerLetter"/>
       <w:lvlText w:val="%1)"/>
       <w:lvlJc w:val="left"/>
       <w:pPr>
@@ -13096,10 +13096,10 @@
   <w:abstractNum w:abstractNumId="9" w15:restartNumberingAfterBreak="0">
     <w:nsid w:val="2B1F740C"/>
     <w:multiLevelType w:val="hybridMultilevel"/>
-    <w:tmpl w:val="E5BA9CF8"/>
-    <w:lvl w:ilvl="0" w:tplc="6CF69010">
-      <w:start w:val="1"/>
-      <w:numFmt w:val="decimal"/>
+    <w:tmpl w:val="78E8D2BE"/>
+    <w:lvl w:ilvl="0" w:tplc="4CEA1D3A">
+      <w:start w:val="1"/>
+      <w:numFmt w:val="lowerLetter"/>
       <w:lvlText w:val="%1)"/>
       <w:lvlJc w:val="left"/>
       <w:pPr>
@@ -13187,10 +13187,10 @@
   <w:abstractNum w:abstractNumId="10" w15:restartNumberingAfterBreak="0">
     <w:nsid w:val="35FB235B"/>
     <w:multiLevelType w:val="hybridMultilevel"/>
-    <w:tmpl w:val="45B22530"/>
-    <w:lvl w:ilvl="0" w:tplc="F2C65BF8">
-      <w:start w:val="1"/>
-      <w:numFmt w:val="decimal"/>
+    <w:tmpl w:val="4B4AC5D2"/>
+    <w:lvl w:ilvl="0" w:tplc="4CEA1D3A">
+      <w:start w:val="1"/>
+      <w:numFmt w:val="lowerLetter"/>
       <w:lvlText w:val="%1)"/>
       <w:lvlJc w:val="left"/>
       <w:pPr>
@@ -13278,11 +13278,11 @@
   <w:abstractNum w:abstractNumId="11" w15:restartNumberingAfterBreak="0">
     <w:nsid w:val="36A750AB"/>
     <w:multiLevelType w:val="hybridMultilevel"/>
-    <w:tmpl w:val="34A05736"/>
-    <w:lvl w:ilvl="0" w:tplc="1A98C068">
+    <w:tmpl w:val="C7FA59FA"/>
+    <w:lvl w:ilvl="0" w:tplc="4CEA1D3A">
       <w:start w:val="1"/>
       <w:numFmt w:val="lowerLetter"/>
-      <w:lvlText w:val="%1."/>
+      <w:lvlText w:val="%1)"/>
       <w:lvlJc w:val="left"/>
       <w:pPr>
         <w:ind w:left="644" w:hanging="360"/>
@@ -13572,10 +13572,10 @@
   <w:abstractNum w:abstractNumId="14" w15:restartNumberingAfterBreak="0">
     <w:nsid w:val="51BC71E4"/>
     <w:multiLevelType w:val="hybridMultilevel"/>
-    <w:tmpl w:val="10584AAC"/>
-    <w:lvl w:ilvl="0" w:tplc="07549A7C">
-      <w:start w:val="1"/>
-      <w:numFmt w:val="decimal"/>
+    <w:tmpl w:val="F1342292"/>
+    <w:lvl w:ilvl="0" w:tplc="4CEA1D3A">
+      <w:start w:val="1"/>
+      <w:numFmt w:val="lowerLetter"/>
       <w:lvlText w:val="%1)"/>
       <w:lvlJc w:val="left"/>
       <w:pPr>
@@ -13754,10 +13754,10 @@
   <w:abstractNum w:abstractNumId="16" w15:restartNumberingAfterBreak="0">
     <w:nsid w:val="5B0A5841"/>
     <w:multiLevelType w:val="hybridMultilevel"/>
-    <w:tmpl w:val="04A6BA2E"/>
-    <w:lvl w:ilvl="0" w:tplc="2E9A11D4">
-      <w:start w:val="1"/>
-      <w:numFmt w:val="decimal"/>
+    <w:tmpl w:val="BA1C5734"/>
+    <w:lvl w:ilvl="0" w:tplc="4CEA1D3A">
+      <w:start w:val="1"/>
+      <w:numFmt w:val="lowerLetter"/>
       <w:lvlText w:val="%1)"/>
       <w:lvlJc w:val="left"/>
       <w:pPr>
@@ -13845,10 +13845,10 @@
   <w:abstractNum w:abstractNumId="17" w15:restartNumberingAfterBreak="0">
     <w:nsid w:val="5B5064E0"/>
     <w:multiLevelType w:val="hybridMultilevel"/>
-    <w:tmpl w:val="A83C91FE"/>
-    <w:lvl w:ilvl="0" w:tplc="624EA8A2">
-      <w:start w:val="1"/>
-      <w:numFmt w:val="decimal"/>
+    <w:tmpl w:val="BE12734A"/>
+    <w:lvl w:ilvl="0" w:tplc="4CEA1D3A">
+      <w:start w:val="1"/>
+      <w:numFmt w:val="lowerLetter"/>
       <w:lvlText w:val="%1)"/>
       <w:lvlJc w:val="left"/>
       <w:pPr>
@@ -14207,11 +14207,11 @@
   <w:abstractNum w:abstractNumId="21" w15:restartNumberingAfterBreak="0">
     <w:nsid w:val="6A9B1509"/>
     <w:multiLevelType w:val="hybridMultilevel"/>
-    <w:tmpl w:val="6F2C5220"/>
-    <w:lvl w:ilvl="0" w:tplc="FFD8B0FA">
+    <w:tmpl w:val="096829E6"/>
+    <w:lvl w:ilvl="0" w:tplc="4CEA1D3A">
       <w:start w:val="1"/>
       <w:numFmt w:val="lowerLetter"/>
-      <w:lvlText w:val="%1."/>
+      <w:lvlText w:val="%1)"/>
       <w:lvlJc w:val="left"/>
       <w:pPr>
         <w:ind w:left="644" w:hanging="360"/>
@@ -14298,10 +14298,10 @@
   <w:abstractNum w:abstractNumId="22" w15:restartNumberingAfterBreak="0">
     <w:nsid w:val="6E545D26"/>
     <w:multiLevelType w:val="hybridMultilevel"/>
-    <w:tmpl w:val="29AAA37E"/>
-    <w:lvl w:ilvl="0" w:tplc="B81486BA">
-      <w:start w:val="1"/>
-      <w:numFmt w:val="decimal"/>
+    <w:tmpl w:val="70B096CE"/>
+    <w:lvl w:ilvl="0" w:tplc="4CEA1D3A">
+      <w:start w:val="1"/>
+      <w:numFmt w:val="lowerLetter"/>
       <w:lvlText w:val="%1)"/>
       <w:lvlJc w:val="left"/>
       <w:pPr>
@@ -14389,10 +14389,10 @@
   <w:abstractNum w:abstractNumId="23" w15:restartNumberingAfterBreak="0">
     <w:nsid w:val="70275A61"/>
     <w:multiLevelType w:val="hybridMultilevel"/>
-    <w:tmpl w:val="B3149684"/>
-    <w:lvl w:ilvl="0" w:tplc="E4AE69F8">
-      <w:start w:val="1"/>
-      <w:numFmt w:val="decimal"/>
+    <w:tmpl w:val="D09A609A"/>
+    <w:lvl w:ilvl="0" w:tplc="4CEA1D3A">
+      <w:start w:val="1"/>
+      <w:numFmt w:val="lowerLetter"/>
       <w:lvlText w:val="%1)"/>
       <w:lvlJc w:val="left"/>
       <w:pPr>
@@ -14480,10 +14480,10 @@
   <w:abstractNum w:abstractNumId="24" w15:restartNumberingAfterBreak="0">
     <w:nsid w:val="75F804D9"/>
     <w:multiLevelType w:val="hybridMultilevel"/>
-    <w:tmpl w:val="42F89A4C"/>
-    <w:lvl w:ilvl="0" w:tplc="D7CE850C">
-      <w:start w:val="1"/>
-      <w:numFmt w:val="decimal"/>
+    <w:tmpl w:val="FAB6AA82"/>
+    <w:lvl w:ilvl="0" w:tplc="4CEA1D3A">
+      <w:start w:val="1"/>
+      <w:numFmt w:val="lowerLetter"/>
       <w:lvlText w:val="%1)"/>
       <w:lvlJc w:val="left"/>
       <w:pPr>
@@ -14571,10 +14571,10 @@
   <w:abstractNum w:abstractNumId="25" w15:restartNumberingAfterBreak="0">
     <w:nsid w:val="7BD02167"/>
     <w:multiLevelType w:val="hybridMultilevel"/>
-    <w:tmpl w:val="AE36CEF4"/>
-    <w:lvl w:ilvl="0" w:tplc="DF24270E">
-      <w:start w:val="1"/>
-      <w:numFmt w:val="decimal"/>
+    <w:tmpl w:val="9BB62FC2"/>
+    <w:lvl w:ilvl="0" w:tplc="4CEA1D3A">
+      <w:start w:val="1"/>
+      <w:numFmt w:val="lowerLetter"/>
       <w:lvlText w:val="%1)"/>
       <w:lvlJc w:val="left"/>
       <w:pPr>

--- a/examens/1/travail_de_vacances/1 - CORRECTIF_travail de vacances sans solides.docx
+++ b/examens/1/travail_de_vacances/1 - CORRECTIF_travail de vacances sans solides.docx
@@ -2,32 +2,98 @@
 <file path=word/document.xml><?xml version="1.0" encoding="utf-8"?>
 <w:document xmlns:wpc="http://schemas.microsoft.com/office/word/2010/wordprocessingCanvas" xmlns:cx="http://schemas.microsoft.com/office/drawing/2014/chartex" xmlns:cx1="http://schemas.microsoft.com/office/drawing/2015/9/8/chartex" xmlns:cx2="http://schemas.microsoft.com/office/drawing/2015/10/21/chartex" xmlns:cx3="http://schemas.microsoft.com/office/drawing/2016/5/9/chartex" xmlns:cx4="http://schemas.microsoft.com/office/drawing/2016/5/10/chartex" xmlns:cx5="http://schemas.microsoft.com/office/drawing/2016/5/11/chartex" xmlns:cx6="http://schemas.microsoft.com/office/drawing/2016/5/12/chartex" xmlns:cx7="http://schemas.microsoft.com/office/drawing/2016/5/13/chartex" xmlns:cx8="http://schemas.microsoft.com/office/drawing/2016/5/14/chartex" xmlns:mc="http://schemas.openxmlformats.org/markup-compatibility/2006" xmlns:aink="http://schemas.microsoft.com/office/drawing/2016/ink" xmlns:am3d="http://schemas.microsoft.com/office/drawing/2017/model3d" xmlns:o="urn:schemas-microsoft-com:office:office" xmlns:oel="http://schemas.microsoft.com/office/2019/extlst" xmlns:r="http://schemas.openxmlformats.org/officeDocument/2006/relationships" xmlns:m="http://schemas.openxmlformats.org/officeDocument/2006/math" xmlns:v="urn:schemas-microsoft-com:vml" xmlns:wp14="http://schemas.microsoft.com/office/word/2010/wordprocessingDrawing" xmlns:wp="http://schemas.openxmlformats.org/drawingml/2006/wordprocessingDrawing" xmlns:w10="urn:schemas-microsoft-com:office:word" xmlns:w="http://schemas.openxmlformats.org/wordprocessingml/2006/main" xmlns:w14="http://schemas.microsoft.com/office/word/2010/wordml" xmlns:w15="http://schemas.microsoft.com/office/word/2012/wordml" xmlns:w16cex="http://schemas.microsoft.com/office/word/2018/wordml/cex" xmlns:w16cid="http://schemas.microsoft.com/office/word/2016/wordml/cid" xmlns:w16="http://schemas.microsoft.com/office/word/2018/wordml" xmlns:w16sdtdh="http://schemas.microsoft.com/office/word/2020/wordml/sdtdatahash" xmlns:w16se="http://schemas.microsoft.com/office/word/2015/wordml/symex" xmlns:wpg="http://schemas.microsoft.com/office/word/2010/wordprocessingGroup" xmlns:wpi="http://schemas.microsoft.com/office/word/2010/wordprocessingInk" xmlns:wne="http://schemas.microsoft.com/office/word/2006/wordml" xmlns:wps="http://schemas.microsoft.com/office/word/2010/wordprocessingShape" mc:Ignorable="w14 w15 w16se w16cid w16 w16cex w16sdtdh wp14">
   <w:body>
+    <w:p>
+      <w:r>
+        <w:rPr>
+          <w:rFonts w:ascii="Trebuchet MS" w:hAnsi="Trebuchet MS" w:cs="Andalus"/>
+          <w:noProof/>
+          <w:sz w:val="12"/>
+          <w:szCs w:val="8"/>
+          <w:lang w:eastAsia="fr-BE"/>
+        </w:rPr>
+        <w:drawing>
+          <wp:anchor distT="0" distB="0" distL="114300" distR="114300" simplePos="0" relativeHeight="251664384" behindDoc="0" locked="0" layoutInCell="1" allowOverlap="1" wp14:anchorId="403FC7D8" wp14:editId="69E28747">
+            <wp:simplePos x="0" y="0"/>
+            <wp:positionH relativeFrom="column">
+              <wp:posOffset>-97790</wp:posOffset>
+            </wp:positionH>
+            <wp:positionV relativeFrom="paragraph">
+              <wp:posOffset>-20771</wp:posOffset>
+            </wp:positionV>
+            <wp:extent cx="6785361" cy="420946"/>
+            <wp:effectExtent l="0" t="0" r="0" b="0"/>
+            <wp:wrapNone/>
+            <wp:docPr id="5" name="Image 5"/>
+            <wp:cNvGraphicFramePr>
+              <a:graphicFrameLocks xmlns:a="http://schemas.openxmlformats.org/drawingml/2006/main" noChangeAspect="1"/>
+            </wp:cNvGraphicFramePr>
+            <a:graphic xmlns:a="http://schemas.openxmlformats.org/drawingml/2006/main">
+              <a:graphicData uri="http://schemas.openxmlformats.org/drawingml/2006/picture">
+                <pic:pic xmlns:pic="http://schemas.openxmlformats.org/drawingml/2006/picture">
+                  <pic:nvPicPr>
+                    <pic:cNvPr id="0" name="Picture 2"/>
+                    <pic:cNvPicPr>
+                      <a:picLocks noChangeAspect="1" noChangeArrowheads="1"/>
+                    </pic:cNvPicPr>
+                  </pic:nvPicPr>
+                  <pic:blipFill>
+                    <a:blip r:embed="rId8">
+                      <a:extLst>
+                        <a:ext uri="{28A0092B-C50C-407E-A947-70E740481C1C}">
+                          <a14:useLocalDpi xmlns:a14="http://schemas.microsoft.com/office/drawing/2010/main" val="0"/>
+                        </a:ext>
+                      </a:extLst>
+                    </a:blip>
+                    <a:srcRect/>
+                    <a:stretch>
+                      <a:fillRect/>
+                    </a:stretch>
+                  </pic:blipFill>
+                  <pic:spPr bwMode="auto">
+                    <a:xfrm>
+                      <a:off x="0" y="0"/>
+                      <a:ext cx="6785361" cy="420946"/>
+                    </a:xfrm>
+                    <a:prstGeom prst="rect">
+                      <a:avLst/>
+                    </a:prstGeom>
+                    <a:noFill/>
+                    <a:ln>
+                      <a:noFill/>
+                    </a:ln>
+                  </pic:spPr>
+                </pic:pic>
+              </a:graphicData>
+            </a:graphic>
+            <wp14:sizeRelH relativeFrom="page">
+              <wp14:pctWidth>0</wp14:pctWidth>
+            </wp14:sizeRelH>
+            <wp14:sizeRelV relativeFrom="page">
+              <wp14:pctHeight>0</wp14:pctHeight>
+            </wp14:sizeRelV>
+          </wp:anchor>
+        </w:drawing>
+      </w:r>
+    </w:p>
     <w:tbl>
       <w:tblPr>
         <w:tblStyle w:val="Grilledutableau"/>
-        <w:tblW w:w="10490" w:type="dxa"/>
+        <w:tblW w:w="0" w:type="auto"/>
         <w:tblBorders>
-          <w:top w:val="single" w:sz="8" w:space="0" w:color="4472C4" w:themeColor="accent1"/>
-          <w:left w:val="single" w:sz="8" w:space="0" w:color="4472C4" w:themeColor="accent1"/>
-          <w:bottom w:val="single" w:sz="8" w:space="0" w:color="4472C4" w:themeColor="accent1"/>
-          <w:right w:val="single" w:sz="8" w:space="0" w:color="4472C4" w:themeColor="accent1"/>
-          <w:insideH w:val="single" w:sz="8" w:space="0" w:color="4472C4" w:themeColor="accent1"/>
+          <w:insideH w:val="none" w:sz="0" w:space="0" w:color="auto"/>
           <w:insideV w:val="none" w:sz="0" w:space="0" w:color="auto"/>
         </w:tblBorders>
         <w:tblLook w:val="04A0" w:firstRow="1" w:lastRow="0" w:firstColumn="1" w:lastColumn="0" w:noHBand="0" w:noVBand="1"/>
       </w:tblPr>
       <w:tblGrid>
-        <w:gridCol w:w="3157"/>
-        <w:gridCol w:w="2983"/>
-        <w:gridCol w:w="4350"/>
+        <w:gridCol w:w="3805"/>
+        <w:gridCol w:w="3325"/>
+        <w:gridCol w:w="3326"/>
       </w:tblGrid>
       <w:tr>
-        <w:trPr>
-          <w:trHeight w:val="556"/>
-        </w:trPr>
         <w:tc>
           <w:tcPr>
-            <w:tcW w:w="10490" w:type="dxa"/>
+            <w:tcW w:w="10456" w:type="dxa"/>
             <w:gridSpan w:val="3"/>
             <w:tcBorders>
               <w:top w:val="nil"/>
@@ -35,176 +101,29 @@
               <w:bottom w:val="nil"/>
               <w:right w:val="nil"/>
             </w:tcBorders>
-            <w:vAlign w:val="center"/>
           </w:tcPr>
           <w:p>
             <w:pPr>
-              <w:ind w:right="-76"/>
               <w:jc w:val="center"/>
             </w:pPr>
-            <w:r>
-              <w:rPr>
-                <w:rFonts w:ascii="Lucida Handwriting" w:hAnsi="Lucida Handwriting"/>
-                <w:b/>
-                <w:bCs/>
-                <w:noProof/>
-                <w:sz w:val="60"/>
-                <w:szCs w:val="60"/>
-                <w:u w:val="double"/>
-              </w:rPr>
-              <mc:AlternateContent>
-                <mc:Choice Requires="wps">
-                  <w:drawing>
-                    <wp:anchor distT="0" distB="0" distL="114300" distR="114300" simplePos="0" relativeHeight="251662336" behindDoc="0" locked="0" layoutInCell="1" allowOverlap="1" wp14:anchorId="7EFDCD30" wp14:editId="69B5B607">
-                      <wp:simplePos x="0" y="0"/>
-                      <wp:positionH relativeFrom="column">
-                        <wp:posOffset>1085850</wp:posOffset>
-                      </wp:positionH>
-                      <wp:positionV relativeFrom="paragraph">
-                        <wp:posOffset>412115</wp:posOffset>
-                      </wp:positionV>
-                      <wp:extent cx="1092200" cy="139700"/>
-                      <wp:effectExtent l="0" t="0" r="0" b="0"/>
-                      <wp:wrapNone/>
-                      <wp:docPr id="8" name="Zone de texte 8"/>
-                      <wp:cNvGraphicFramePr/>
-                      <a:graphic xmlns:a="http://schemas.openxmlformats.org/drawingml/2006/main">
-                        <a:graphicData uri="http://schemas.microsoft.com/office/word/2010/wordprocessingShape">
-                          <wps:wsp>
-                            <wps:cNvSpPr txBox="1"/>
-                            <wps:spPr>
-                              <a:xfrm>
-                                <a:off x="0" y="0"/>
-                                <a:ext cx="1092200" cy="139700"/>
-                              </a:xfrm>
-                              <a:prstGeom prst="rect">
-                                <a:avLst/>
-                              </a:prstGeom>
-                              <a:solidFill>
-                                <a:schemeClr val="lt1"/>
-                              </a:solidFill>
-                              <a:ln w="6350">
-                                <a:noFill/>
-                              </a:ln>
-                            </wps:spPr>
-                            <wps:txbx>
-                              <w:txbxContent>
-                                <w:p/>
-                              </w:txbxContent>
-                            </wps:txbx>
-                            <wps:bodyPr rot="0" spcFirstLastPara="0" vertOverflow="overflow" horzOverflow="overflow" vert="horz" wrap="square" lIns="91440" tIns="45720" rIns="91440" bIns="45720" numCol="1" spcCol="0" rtlCol="0" fromWordArt="0" anchor="t" anchorCtr="0" forceAA="0" compatLnSpc="1">
-                              <a:prstTxWarp prst="textNoShape">
-                                <a:avLst/>
-                              </a:prstTxWarp>
-                              <a:noAutofit/>
-                            </wps:bodyPr>
-                          </wps:wsp>
-                        </a:graphicData>
-                      </a:graphic>
-                    </wp:anchor>
-                  </w:drawing>
-                </mc:Choice>
-                <mc:Fallback>
-                  <w:pict>
-                    <v:shapetype w14:anchorId="7EFDCD30" id="_x0000_t202" coordsize="21600,21600" o:spt="202" path="m,l,21600r21600,l21600,xe">
-                      <v:stroke joinstyle="miter"/>
-                      <v:path gradientshapeok="t" o:connecttype="rect"/>
-                    </v:shapetype>
-                    <v:shape id="Zone de texte 8" o:spid="_x0000_s1026" type="#_x0000_t202" style="position:absolute;left:0;text-align:left;margin-left:85.5pt;margin-top:32.45pt;width:86pt;height:11pt;z-index:251662336;visibility:visible;mso-wrap-style:square;mso-wrap-distance-left:9pt;mso-wrap-distance-top:0;mso-wrap-distance-right:9pt;mso-wrap-distance-bottom:0;mso-position-horizontal:absolute;mso-position-horizontal-relative:text;mso-position-vertical:absolute;mso-position-vertical-relative:text;v-text-anchor:top" o:gfxdata="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" fillcolor="white [3201]" stroked="f" strokeweight=".5pt">
-                      <v:textbox>
-                        <w:txbxContent>
-                          <w:p/>
-                        </w:txbxContent>
-                      </v:textbox>
-                    </v:shape>
-                  </w:pict>
-                </mc:Fallback>
-              </mc:AlternateContent>
-            </w:r>
-            <w:r>
-              <w:rPr>
-                <w:rFonts w:ascii="Trebuchet MS" w:hAnsi="Trebuchet MS" w:cs="Andalus"/>
-                <w:noProof/>
-                <w:sz w:val="12"/>
-                <w:szCs w:val="8"/>
-                <w:lang w:eastAsia="fr-BE"/>
-              </w:rPr>
-              <w:drawing>
-                <wp:inline distT="0" distB="0" distL="0" distR="0" wp14:anchorId="18CDCAB2" wp14:editId="29E5CC7B">
-                  <wp:extent cx="5838825" cy="362314"/>
-                  <wp:effectExtent l="0" t="0" r="0" b="0"/>
-                  <wp:docPr id="2" name="Image 2"/>
-                  <wp:cNvGraphicFramePr>
-                    <a:graphicFrameLocks xmlns:a="http://schemas.openxmlformats.org/drawingml/2006/main" noChangeAspect="1"/>
-                  </wp:cNvGraphicFramePr>
-                  <a:graphic xmlns:a="http://schemas.openxmlformats.org/drawingml/2006/main">
-                    <a:graphicData uri="http://schemas.openxmlformats.org/drawingml/2006/picture">
-                      <pic:pic xmlns:pic="http://schemas.openxmlformats.org/drawingml/2006/picture">
-                        <pic:nvPicPr>
-                          <pic:cNvPr id="0" name="Picture 2"/>
-                          <pic:cNvPicPr>
-                            <a:picLocks noChangeAspect="1" noChangeArrowheads="1"/>
-                          </pic:cNvPicPr>
-                        </pic:nvPicPr>
-                        <pic:blipFill>
-                          <a:blip r:embed="rId8">
-                            <a:extLst>
-                              <a:ext uri="{28A0092B-C50C-407E-A947-70E740481C1C}">
-                                <a14:useLocalDpi xmlns:a14="http://schemas.microsoft.com/office/drawing/2010/main" val="0"/>
-                              </a:ext>
-                            </a:extLst>
-                          </a:blip>
-                          <a:srcRect/>
-                          <a:stretch>
-                            <a:fillRect/>
-                          </a:stretch>
-                        </pic:blipFill>
-                        <pic:spPr bwMode="auto">
-                          <a:xfrm>
-                            <a:off x="0" y="0"/>
-                            <a:ext cx="5862994" cy="363814"/>
-                          </a:xfrm>
-                          <a:prstGeom prst="rect">
-                            <a:avLst/>
-                          </a:prstGeom>
-                          <a:noFill/>
-                          <a:ln>
-                            <a:noFill/>
-                          </a:ln>
-                        </pic:spPr>
-                      </pic:pic>
-                    </a:graphicData>
-                  </a:graphic>
-                </wp:inline>
-              </w:drawing>
-            </w:r>
           </w:p>
         </w:tc>
       </w:tr>
       <w:tr>
-        <w:trPr>
-          <w:trHeight w:val="283"/>
-        </w:trPr>
         <w:tc>
           <w:tcPr>
-            <w:tcW w:w="10490" w:type="dxa"/>
+            <w:tcW w:w="10456" w:type="dxa"/>
             <w:gridSpan w:val="3"/>
             <w:tcBorders>
               <w:top w:val="nil"/>
               <w:left w:val="nil"/>
-              <w:bottom w:val="single" w:sz="8" w:space="0" w:color="4472C4" w:themeColor="accent1"/>
+              <w:bottom w:val="single" w:sz="4" w:space="0" w:color="auto"/>
               <w:right w:val="nil"/>
             </w:tcBorders>
-            <w:vAlign w:val="center"/>
           </w:tcPr>
           <w:p>
             <w:pPr>
-              <w:ind w:right="968"/>
-              <w:rPr>
-                <w:rFonts w:ascii="Trebuchet MS" w:hAnsi="Trebuchet MS"/>
-                <w:sz w:val="16"/>
-                <w:szCs w:val="16"/>
-              </w:rPr>
+              <w:spacing w:after="120"/>
             </w:pPr>
             <w:r>
               <w:rPr>
@@ -236,20 +155,18 @@
         </w:tc>
       </w:tr>
       <w:tr>
-        <w:trPr>
-          <w:trHeight w:val="1134"/>
-        </w:trPr>
         <w:tc>
           <w:tcPr>
-            <w:tcW w:w="10490" w:type="dxa"/>
+            <w:tcW w:w="10456" w:type="dxa"/>
             <w:gridSpan w:val="3"/>
             <w:tcBorders>
-              <w:top w:val="single" w:sz="8" w:space="0" w:color="4472C4" w:themeColor="accent1"/>
+              <w:top w:val="single" w:sz="4" w:space="0" w:color="auto"/>
+              <w:bottom w:val="single" w:sz="4" w:space="0" w:color="auto"/>
             </w:tcBorders>
-            <w:vAlign w:val="center"/>
           </w:tcPr>
           <w:p>
             <w:pPr>
+              <w:spacing w:before="120" w:after="120"/>
               <w:ind w:right="-110"/>
               <w:jc w:val="center"/>
               <w:rPr>
@@ -271,7 +188,7 @@
           </w:p>
           <w:p>
             <w:pPr>
-              <w:ind w:right="-110"/>
+              <w:spacing w:before="120" w:after="120"/>
               <w:jc w:val="center"/>
               <w:rPr>
                 <w:rFonts w:ascii="Trebuchet MS" w:hAnsi="Trebuchet MS"/>
@@ -299,7 +216,7 @@
                 <w:sz w:val="36"/>
                 <w:szCs w:val="36"/>
               </w:rPr>
-              <w:t xml:space="preserve"> – 1ère</w:t>
+              <w:t xml:space="preserve"> – 1</w:t>
             </w:r>
             <w:r>
               <w:rPr>
@@ -308,21 +225,15 @@
                 <w:i/>
                 <w:sz w:val="36"/>
                 <w:szCs w:val="36"/>
-              </w:rPr>
-              <w:t xml:space="preserve"> </w:t>
+                <w:vertAlign w:val="superscript"/>
+              </w:rPr>
+              <w:t>ère</w:t>
             </w:r>
           </w:p>
           <w:p>
             <w:pPr>
-              <w:ind w:right="-110"/>
+              <w:spacing w:before="120" w:after="120"/>
               <w:jc w:val="center"/>
-              <w:rPr>
-                <w:rFonts w:ascii="Trebuchet MS" w:hAnsi="Trebuchet MS"/>
-                <w:b/>
-                <w:iCs/>
-                <w:sz w:val="36"/>
-                <w:szCs w:val="36"/>
-              </w:rPr>
             </w:pPr>
             <w:r>
               <w:rPr>
@@ -339,51 +250,39 @@
         </w:tc>
       </w:tr>
       <w:tr>
-        <w:trPr>
-          <w:trHeight w:val="567"/>
-        </w:trPr>
         <w:tc>
           <w:tcPr>
-            <w:tcW w:w="10490" w:type="dxa"/>
+            <w:tcW w:w="10456" w:type="dxa"/>
             <w:gridSpan w:val="3"/>
             <w:tcBorders>
-              <w:bottom w:val="single" w:sz="8" w:space="0" w:color="4472C4" w:themeColor="accent1"/>
+              <w:top w:val="single" w:sz="4" w:space="0" w:color="auto"/>
             </w:tcBorders>
             <w:vAlign w:val="center"/>
           </w:tcPr>
           <w:p>
             <w:pPr>
-              <w:pStyle w:val="Paragraphedeliste"/>
-              <w:numPr>
-                <w:ilvl w:val="0"/>
-                <w:numId w:val="26"/>
-              </w:numPr>
-              <w:ind w:right="-110"/>
+              <w:spacing w:before="120" w:after="120"/>
               <w:jc w:val="center"/>
+              <w:rPr>
+                <w:iCs/>
+              </w:rPr>
+            </w:pPr>
+            <w:r>
               <w:rPr>
                 <w:rFonts w:ascii="Trebuchet MS" w:hAnsi="Trebuchet MS"/>
                 <w:b/>
-                <w:i/>
+                <w:iCs/>
                 <w:sz w:val="32"/>
                 <w:szCs w:val="32"/>
               </w:rPr>
-            </w:pPr>
-            <w:r>
-              <w:rPr>
-                <w:rFonts w:ascii="Trebuchet MS" w:hAnsi="Trebuchet MS"/>
-                <w:b/>
-                <w:i/>
-                <w:sz w:val="32"/>
-                <w:szCs w:val="32"/>
-              </w:rPr>
-              <w:t xml:space="preserve">Baudoin – C. </w:t>
+              <w:t xml:space="preserve">T. Baudoin – C. </w:t>
             </w:r>
             <w:proofErr w:type="spellStart"/>
             <w:r>
               <w:rPr>
                 <w:rFonts w:ascii="Trebuchet MS" w:hAnsi="Trebuchet MS"/>
                 <w:b/>
-                <w:i/>
+                <w:iCs/>
                 <w:sz w:val="32"/>
                 <w:szCs w:val="32"/>
               </w:rPr>
@@ -394,45 +293,26 @@
               <w:rPr>
                 <w:rFonts w:ascii="Trebuchet MS" w:hAnsi="Trebuchet MS"/>
                 <w:b/>
-                <w:i/>
+                <w:iCs/>
                 <w:sz w:val="32"/>
                 <w:szCs w:val="32"/>
               </w:rPr>
-              <w:t xml:space="preserve"> – A. </w:t>
-            </w:r>
-            <w:r>
-              <w:rPr>
-                <w:rFonts w:ascii="Trebuchet MS" w:hAnsi="Trebuchet MS"/>
-                <w:b/>
-                <w:i/>
-                <w:sz w:val="32"/>
-                <w:szCs w:val="32"/>
-              </w:rPr>
-              <w:t>Janssens</w:t>
+              <w:t xml:space="preserve"> – A. Janssens</w:t>
             </w:r>
           </w:p>
         </w:tc>
       </w:tr>
       <w:tr>
-        <w:trPr>
-          <w:trHeight w:val="397"/>
-        </w:trPr>
         <w:tc>
           <w:tcPr>
-            <w:tcW w:w="3157" w:type="dxa"/>
+            <w:tcW w:w="3805" w:type="dxa"/>
             <w:tcBorders>
-              <w:top w:val="single" w:sz="8" w:space="0" w:color="4472C4" w:themeColor="accent1"/>
-              <w:left w:val="single" w:sz="8" w:space="0" w:color="4472C4" w:themeColor="accent1"/>
-              <w:bottom w:val="nil"/>
+              <w:top w:val="single" w:sz="4" w:space="0" w:color="auto"/>
             </w:tcBorders>
-            <w:vAlign w:val="center"/>
           </w:tcPr>
           <w:p>
             <w:pPr>
-              <w:ind w:right="968"/>
-              <w:rPr>
-                <w:rFonts w:ascii="Trebuchet MS" w:hAnsi="Trebuchet MS"/>
-              </w:rPr>
+              <w:spacing w:before="120" w:after="120"/>
             </w:pPr>
             <w:r>
               <w:rPr>
@@ -450,19 +330,14 @@
         </w:tc>
         <w:tc>
           <w:tcPr>
-            <w:tcW w:w="2983" w:type="dxa"/>
+            <w:tcW w:w="3325" w:type="dxa"/>
             <w:tcBorders>
-              <w:top w:val="single" w:sz="8" w:space="0" w:color="4472C4" w:themeColor="accent1"/>
-              <w:bottom w:val="nil"/>
+              <w:top w:val="single" w:sz="4" w:space="0" w:color="auto"/>
             </w:tcBorders>
-            <w:vAlign w:val="center"/>
           </w:tcPr>
           <w:p>
             <w:pPr>
-              <w:ind w:right="968"/>
-              <w:rPr>
-                <w:rFonts w:ascii="Trebuchet MS" w:hAnsi="Trebuchet MS"/>
-              </w:rPr>
+              <w:spacing w:before="120" w:after="120"/>
             </w:pPr>
             <w:r>
               <w:rPr>
@@ -474,70 +349,42 @@
         </w:tc>
         <w:tc>
           <w:tcPr>
-            <w:tcW w:w="4350" w:type="dxa"/>
+            <w:tcW w:w="3326" w:type="dxa"/>
             <w:tcBorders>
-              <w:top w:val="single" w:sz="8" w:space="0" w:color="4472C4" w:themeColor="accent1"/>
-              <w:bottom w:val="nil"/>
-              <w:right w:val="single" w:sz="8" w:space="0" w:color="4472C4" w:themeColor="accent1"/>
+              <w:top w:val="single" w:sz="4" w:space="0" w:color="auto"/>
             </w:tcBorders>
-            <w:vAlign w:val="center"/>
           </w:tcPr>
           <w:p>
             <w:pPr>
-              <w:ind w:right="968"/>
-              <w:rPr>
-                <w:rFonts w:ascii="Trebuchet MS" w:hAnsi="Trebuchet MS"/>
-              </w:rPr>
+              <w:spacing w:before="120" w:after="120"/>
             </w:pPr>
             <w:r>
               <w:rPr>
                 <w:rFonts w:ascii="Trebuchet MS" w:hAnsi="Trebuchet MS"/>
               </w:rPr>
-              <w:t xml:space="preserve">Numéro : </w:t>
+              <w:t>Numéro :</w:t>
             </w:r>
           </w:p>
         </w:tc>
       </w:tr>
       <w:tr>
-        <w:trPr>
-          <w:trHeight w:val="397"/>
-        </w:trPr>
         <w:tc>
           <w:tcPr>
-            <w:tcW w:w="3157" w:type="dxa"/>
-            <w:tcBorders>
-              <w:top w:val="nil"/>
-              <w:left w:val="single" w:sz="8" w:space="0" w:color="4472C4" w:themeColor="accent1"/>
-              <w:bottom w:val="nil"/>
-            </w:tcBorders>
-            <w:vAlign w:val="center"/>
+            <w:tcW w:w="3805" w:type="dxa"/>
           </w:tcPr>
           <w:p>
             <w:pPr>
-              <w:ind w:right="968"/>
-              <w:rPr>
-                <w:rFonts w:ascii="Trebuchet MS" w:hAnsi="Trebuchet MS"/>
-              </w:rPr>
+              <w:spacing w:before="120" w:after="120"/>
             </w:pPr>
           </w:p>
         </w:tc>
         <w:tc>
           <w:tcPr>
-            <w:tcW w:w="7333" w:type="dxa"/>
-            <w:gridSpan w:val="2"/>
-            <w:tcBorders>
-              <w:top w:val="nil"/>
-              <w:bottom w:val="nil"/>
-              <w:right w:val="single" w:sz="8" w:space="0" w:color="4472C4" w:themeColor="accent1"/>
-            </w:tcBorders>
-            <w:vAlign w:val="center"/>
+            <w:tcW w:w="3325" w:type="dxa"/>
           </w:tcPr>
           <w:p>
             <w:pPr>
-              <w:ind w:right="968"/>
-              <w:rPr>
-                <w:rFonts w:ascii="Trebuchet MS" w:hAnsi="Trebuchet MS"/>
-              </w:rPr>
+              <w:spacing w:before="120" w:after="120"/>
             </w:pPr>
             <w:r>
               <w:rPr>
@@ -547,27 +394,25 @@
             </w:r>
           </w:p>
         </w:tc>
-      </w:tr>
-      <w:tr>
-        <w:trPr>
-          <w:trHeight w:val="397"/>
-        </w:trPr>
         <w:tc>
           <w:tcPr>
-            <w:tcW w:w="3157" w:type="dxa"/>
-            <w:tcBorders>
-              <w:top w:val="nil"/>
-              <w:left w:val="single" w:sz="8" w:space="0" w:color="4472C4" w:themeColor="accent1"/>
-              <w:bottom w:val="single" w:sz="8" w:space="0" w:color="4472C4" w:themeColor="accent1"/>
-            </w:tcBorders>
-            <w:vAlign w:val="center"/>
+            <w:tcW w:w="3326" w:type="dxa"/>
           </w:tcPr>
           <w:p>
             <w:pPr>
-              <w:ind w:right="968"/>
-              <w:rPr>
-                <w:rFonts w:ascii="Trebuchet MS" w:hAnsi="Trebuchet MS"/>
-              </w:rPr>
+              <w:spacing w:before="120" w:after="120"/>
+            </w:pPr>
+          </w:p>
+        </w:tc>
+      </w:tr>
+      <w:tr>
+        <w:tc>
+          <w:tcPr>
+            <w:tcW w:w="3805" w:type="dxa"/>
+          </w:tcPr>
+          <w:p>
+            <w:pPr>
+              <w:spacing w:before="120" w:after="120"/>
             </w:pPr>
             <w:r>
               <w:rPr>
@@ -579,21 +424,11 @@
         </w:tc>
         <w:tc>
           <w:tcPr>
-            <w:tcW w:w="7333" w:type="dxa"/>
-            <w:gridSpan w:val="2"/>
-            <w:tcBorders>
-              <w:top w:val="nil"/>
-              <w:bottom w:val="single" w:sz="8" w:space="0" w:color="4472C4" w:themeColor="accent1"/>
-              <w:right w:val="single" w:sz="8" w:space="0" w:color="4472C4" w:themeColor="accent1"/>
-            </w:tcBorders>
-            <w:vAlign w:val="center"/>
+            <w:tcW w:w="3325" w:type="dxa"/>
           </w:tcPr>
           <w:p>
             <w:pPr>
-              <w:ind w:right="968"/>
-              <w:rPr>
-                <w:rFonts w:ascii="Trebuchet MS" w:hAnsi="Trebuchet MS"/>
-              </w:rPr>
+              <w:spacing w:before="120" w:after="120"/>
             </w:pPr>
             <w:r>
               <w:rPr>
@@ -601,6 +436,16 @@
               </w:rPr>
               <w:t>Prénom :</w:t>
             </w:r>
+          </w:p>
+        </w:tc>
+        <w:tc>
+          <w:tcPr>
+            <w:tcW w:w="3326" w:type="dxa"/>
+          </w:tcPr>
+          <w:p>
+            <w:pPr>
+              <w:spacing w:before="120" w:after="120"/>
+            </w:pPr>
           </w:p>
         </w:tc>
       </w:tr>
@@ -608,66 +453,42 @@
     <w:p/>
     <w:p>
       <w:pPr>
+        <w:pStyle w:val="Titre4"/>
+      </w:pPr>
+      <w:r>
+        <w:t>Exercice 1</w:t>
+      </w:r>
+    </w:p>
+    <w:p>
+      <w:pPr>
+        <w:rPr>
+          <w:sz w:val="24"/>
+          <w:szCs w:val="24"/>
+        </w:rPr>
+      </w:pPr>
+      <w:r>
+        <w:rPr>
+          <w:sz w:val="24"/>
+          <w:szCs w:val="24"/>
+        </w:rPr>
+        <w:t>2 et 3</w:t>
+      </w:r>
+    </w:p>
+    <w:p>
+      <w:pPr>
+        <w:pStyle w:val="Titre4"/>
+      </w:pPr>
+      <w:r>
+        <w:t xml:space="preserve">Exercice </w:t>
+      </w:r>
+      <w:r>
+        <w:t>2</w:t>
+      </w:r>
+    </w:p>
+    <w:p>
+      <w:pPr>
         <w:jc w:val="center"/>
         <w:rPr>
-          <w:b/>
-          <w:bCs/>
-          <w:color w:val="FF0000"/>
-          <w:sz w:val="28"/>
-          <w:szCs w:val="28"/>
-        </w:rPr>
-      </w:pPr>
-      <w:r>
-        <w:rPr>
-          <w:b/>
-          <w:bCs/>
-          <w:color w:val="FF0000"/>
-          <w:sz w:val="28"/>
-          <w:szCs w:val="28"/>
-        </w:rPr>
-        <w:t>Solutions</w:t>
-      </w:r>
-    </w:p>
-    <w:p>
-      <w:pPr>
-        <w:pStyle w:val="Paragraphedeliste"/>
-        <w:numPr>
-          <w:ilvl w:val="0"/>
-          <w:numId w:val="2"/>
-        </w:numPr>
-        <w:ind w:left="284"/>
-        <w:rPr>
-          <w:sz w:val="24"/>
-          <w:szCs w:val="24"/>
-        </w:rPr>
-      </w:pPr>
-      <w:r>
-        <w:rPr>
-          <w:sz w:val="24"/>
-          <w:szCs w:val="24"/>
-        </w:rPr>
-        <w:t>2 et 3</w:t>
-      </w:r>
-    </w:p>
-    <w:p>
-      <w:pPr>
-        <w:pStyle w:val="Paragraphedeliste"/>
-        <w:ind w:left="284"/>
-        <w:rPr>
-          <w:sz w:val="24"/>
-          <w:szCs w:val="24"/>
-        </w:rPr>
-      </w:pPr>
-    </w:p>
-    <w:p>
-      <w:pPr>
-        <w:pStyle w:val="Paragraphedeliste"/>
-        <w:numPr>
-          <w:ilvl w:val="0"/>
-          <w:numId w:val="2"/>
-        </w:numPr>
-        <w:ind w:left="284"/>
-        <w:rPr>
           <w:sz w:val="24"/>
           <w:szCs w:val="24"/>
         </w:rPr>
@@ -675,13 +496,11 @@
       <w:r>
         <w:rPr>
           <w:noProof/>
-          <w:sz w:val="24"/>
-          <w:szCs w:val="24"/>
         </w:rPr>
         <w:drawing>
-          <wp:inline distT="0" distB="0" distL="0" distR="0" wp14:anchorId="233444FD" wp14:editId="26B9D4F1">
-            <wp:extent cx="4246002" cy="365125"/>
-            <wp:effectExtent l="0" t="0" r="2540" b="0"/>
+          <wp:inline distT="0" distB="0" distL="0" distR="0" wp14:anchorId="233444FD" wp14:editId="2782FF7A">
+            <wp:extent cx="6590371" cy="566723"/>
+            <wp:effectExtent l="0" t="0" r="1270" b="5080"/>
             <wp:docPr id="3" name="Image 3"/>
             <wp:cNvGraphicFramePr>
               <a:graphicFrameLocks xmlns:a="http://schemas.openxmlformats.org/drawingml/2006/main" noChangeAspect="1"/>
@@ -708,7 +527,7 @@
                   <pic:spPr>
                     <a:xfrm>
                       <a:off x="0" y="0"/>
-                      <a:ext cx="4301295" cy="369880"/>
+                      <a:ext cx="6749377" cy="580396"/>
                     </a:xfrm>
                     <a:prstGeom prst="rect">
                       <a:avLst/>
@@ -723,26 +542,14 @@
     </w:p>
     <w:p>
       <w:pPr>
-        <w:pStyle w:val="Paragraphedeliste"/>
-        <w:rPr>
-          <w:sz w:val="24"/>
-          <w:szCs w:val="24"/>
-        </w:rPr>
-      </w:pPr>
-    </w:p>
-    <w:p>
-      <w:pPr>
-        <w:pStyle w:val="Paragraphedeliste"/>
-        <w:numPr>
-          <w:ilvl w:val="0"/>
-          <w:numId w:val="2"/>
-        </w:numPr>
-        <w:ind w:left="284"/>
-        <w:rPr>
-          <w:sz w:val="24"/>
-          <w:szCs w:val="24"/>
-        </w:rPr>
-      </w:pPr>
+        <w:pStyle w:val="Titre4"/>
+      </w:pPr>
+      <w:r>
+        <w:t xml:space="preserve">Exercice </w:t>
+      </w:r>
+      <w:r>
+        <w:t>3</w:t>
+      </w:r>
     </w:p>
     <w:tbl>
       <w:tblPr>
@@ -2007,17 +1814,14 @@
     </w:p>
     <w:p>
       <w:pPr>
-        <w:pStyle w:val="Paragraphedeliste"/>
-        <w:numPr>
-          <w:ilvl w:val="0"/>
-          <w:numId w:val="2"/>
-        </w:numPr>
-        <w:ind w:left="284"/>
-        <w:rPr>
-          <w:sz w:val="24"/>
-          <w:szCs w:val="24"/>
-        </w:rPr>
-      </w:pPr>
+        <w:pStyle w:val="Titre4"/>
+      </w:pPr>
+      <w:r>
+        <w:t xml:space="preserve">Exercice </w:t>
+      </w:r>
+      <w:r>
+        <w:t>4</w:t>
+      </w:r>
     </w:p>
     <w:p>
       <w:pPr>
@@ -2135,41 +1939,7 @@
     </w:p>
     <w:p>
       <w:pPr>
-        <w:pStyle w:val="Paragraphedeliste"/>
-        <w:ind w:left="644"/>
-        <w:rPr>
-          <w:sz w:val="24"/>
-          <w:szCs w:val="24"/>
-        </w:rPr>
-      </w:pPr>
-    </w:p>
-    <w:p>
-      <w:pPr>
-        <w:pStyle w:val="Paragraphedeliste"/>
-        <w:numPr>
-          <w:ilvl w:val="0"/>
-          <w:numId w:val="2"/>
-        </w:numPr>
-        <w:ind w:left="284"/>
-        <w:rPr>
-          <w:sz w:val="24"/>
-          <w:szCs w:val="24"/>
-        </w:rPr>
-      </w:pPr>
-    </w:p>
-    <w:p>
-      <w:pPr>
-        <w:pStyle w:val="Paragraphedeliste"/>
-        <w:numPr>
-          <w:ilvl w:val="0"/>
-          <w:numId w:val="4"/>
-        </w:numPr>
-        <w:rPr>
-          <w:rFonts w:ascii="Cambria Math" w:hAnsi="Cambria Math"/>
-          <w:sz w:val="24"/>
-          <w:szCs w:val="24"/>
-          <w:oMath/>
-        </w:rPr>
+        <w:pStyle w:val="Titre4"/>
         <w:sectPr>
           <w:footerReference w:type="default" r:id="rId10"/>
           <w:type w:val="continuous"/>
@@ -2179,6 +1949,12 @@
           <w:docGrid w:linePitch="360"/>
         </w:sectPr>
       </w:pPr>
+      <w:r>
+        <w:t xml:space="preserve">Exercice </w:t>
+      </w:r>
+      <w:r>
+        <w:t>5</w:t>
+      </w:r>
     </w:p>
     <w:p>
       <w:pPr>
@@ -2440,28 +2216,15 @@
     </w:p>
     <w:p>
       <w:pPr>
-        <w:pStyle w:val="Paragraphedeliste"/>
-        <w:ind w:left="644"/>
-        <w:rPr>
-          <w:rFonts w:eastAsiaTheme="minorEastAsia"/>
-          <w:sz w:val="24"/>
-          <w:szCs w:val="24"/>
-        </w:rPr>
-      </w:pPr>
-    </w:p>
-    <w:p>
-      <w:pPr>
-        <w:pStyle w:val="Paragraphedeliste"/>
-        <w:numPr>
-          <w:ilvl w:val="0"/>
-          <w:numId w:val="2"/>
-        </w:numPr>
-        <w:ind w:left="284"/>
-        <w:rPr>
-          <w:sz w:val="24"/>
-          <w:szCs w:val="24"/>
-        </w:rPr>
-      </w:pPr>
+        <w:pStyle w:val="Titre4"/>
+        <w:spacing w:before="360"/>
+      </w:pPr>
+      <w:r>
+        <w:t xml:space="preserve">Exercice </w:t>
+      </w:r>
+      <w:r>
+        <w:t>6</w:t>
+      </w:r>
     </w:p>
     <w:tbl>
       <w:tblPr>
@@ -2708,6 +2471,7 @@
                   <w:sz w:val="24"/>
                   <w:szCs w:val="24"/>
                 </w:rPr>
+                <w:lastRenderedPageBreak/>
                 <m:t>5 .  0=0</m:t>
               </m:r>
             </m:oMath>
@@ -3009,6 +2773,7 @@
                   <w:sz w:val="24"/>
                   <w:szCs w:val="24"/>
                 </w:rPr>
+                <w:lastRenderedPageBreak/>
                 <m:t>7⋅0=</m:t>
               </m:r>
               <m:r>
@@ -3342,6 +3107,7 @@
                   <w:sz w:val="24"/>
                   <w:szCs w:val="24"/>
                 </w:rPr>
+                <w:lastRenderedPageBreak/>
                 <m:t>a⋅0=0</m:t>
               </m:r>
             </m:oMath>
@@ -3415,41 +3181,7 @@
     </w:tbl>
     <w:p>
       <w:pPr>
-        <w:pStyle w:val="Paragraphedeliste"/>
-        <w:ind w:left="284"/>
-        <w:rPr>
-          <w:sz w:val="24"/>
-          <w:szCs w:val="24"/>
-        </w:rPr>
-      </w:pPr>
-    </w:p>
-    <w:p>
-      <w:pPr>
-        <w:pStyle w:val="Paragraphedeliste"/>
-        <w:numPr>
-          <w:ilvl w:val="0"/>
-          <w:numId w:val="2"/>
-        </w:numPr>
-        <w:ind w:left="284"/>
-        <w:rPr>
-          <w:sz w:val="24"/>
-          <w:szCs w:val="24"/>
-        </w:rPr>
-      </w:pPr>
-    </w:p>
-    <w:p>
-      <w:pPr>
-        <w:pStyle w:val="Paragraphedeliste"/>
-        <w:numPr>
-          <w:ilvl w:val="0"/>
-          <w:numId w:val="5"/>
-        </w:numPr>
-        <w:rPr>
-          <w:rFonts w:ascii="Cambria Math" w:hAnsi="Cambria Math"/>
-          <w:sz w:val="24"/>
-          <w:szCs w:val="24"/>
-          <w:oMath/>
-        </w:rPr>
+        <w:pStyle w:val="Titre4"/>
         <w:sectPr>
           <w:type w:val="continuous"/>
           <w:pgSz w:w="11906" w:h="16838"/>
@@ -3458,6 +3190,13 @@
           <w:docGrid w:linePitch="360"/>
         </w:sectPr>
       </w:pPr>
+      <w:r>
+        <w:lastRenderedPageBreak/>
+        <w:t xml:space="preserve">Exercice </w:t>
+      </w:r>
+      <w:r>
+        <w:t>7</w:t>
+      </w:r>
     </w:p>
     <w:p>
       <w:pPr>
@@ -3946,17 +3685,14 @@
     </w:p>
     <w:p>
       <w:pPr>
-        <w:pStyle w:val="Paragraphedeliste"/>
-        <w:numPr>
-          <w:ilvl w:val="0"/>
-          <w:numId w:val="2"/>
-        </w:numPr>
-        <w:ind w:left="284"/>
-        <w:rPr>
-          <w:sz w:val="24"/>
-          <w:szCs w:val="24"/>
-        </w:rPr>
-      </w:pPr>
+        <w:pStyle w:val="Titre4"/>
+      </w:pPr>
+      <w:r>
+        <w:t xml:space="preserve">Exercice </w:t>
+      </w:r>
+      <w:r>
+        <w:t>8</w:t>
+      </w:r>
     </w:p>
     <w:p>
       <w:pPr>
@@ -4050,22 +3786,17 @@
     </w:p>
     <w:p>
       <w:pPr>
-        <w:pStyle w:val="Paragraphedeliste"/>
-        <w:numPr>
-          <w:ilvl w:val="0"/>
-          <w:numId w:val="2"/>
-        </w:numPr>
-        <w:ind w:left="284"/>
-        <w:rPr>
-          <w:sz w:val="24"/>
-          <w:szCs w:val="24"/>
-        </w:rPr>
-      </w:pPr>
-    </w:p>
-    <w:p>
-      <w:pPr>
-        <w:pStyle w:val="Paragraphedeliste"/>
-        <w:ind w:left="284"/>
+        <w:pStyle w:val="Titre4"/>
+      </w:pPr>
+      <w:r>
+        <w:t xml:space="preserve">Exercice </w:t>
+      </w:r>
+      <w:r>
+        <w:t>9</w:t>
+      </w:r>
+    </w:p>
+    <w:p>
+      <w:pPr>
         <w:rPr>
           <w:sz w:val="24"/>
           <w:szCs w:val="24"/>
@@ -4377,17 +4108,14 @@
     </w:p>
     <w:p>
       <w:pPr>
-        <w:pStyle w:val="Paragraphedeliste"/>
-        <w:numPr>
-          <w:ilvl w:val="0"/>
-          <w:numId w:val="2"/>
-        </w:numPr>
-        <w:ind w:left="284"/>
-        <w:rPr>
-          <w:sz w:val="24"/>
-          <w:szCs w:val="24"/>
-        </w:rPr>
-      </w:pPr>
+        <w:pStyle w:val="Titre4"/>
+      </w:pPr>
+      <w:r>
+        <w:t xml:space="preserve">Exercice </w:t>
+      </w:r>
+      <w:r>
+        <w:t>10</w:t>
+      </w:r>
     </w:p>
     <w:p>
       <w:pPr>
@@ -4481,17 +4209,14 @@
     </w:p>
     <w:p>
       <w:pPr>
-        <w:pStyle w:val="Paragraphedeliste"/>
-        <w:numPr>
-          <w:ilvl w:val="0"/>
-          <w:numId w:val="2"/>
-        </w:numPr>
-        <w:ind w:left="284"/>
-        <w:rPr>
-          <w:sz w:val="24"/>
-          <w:szCs w:val="24"/>
-        </w:rPr>
-      </w:pPr>
+        <w:pStyle w:val="Titre4"/>
+      </w:pPr>
+      <w:r>
+        <w:t xml:space="preserve">Exercice </w:t>
+      </w:r>
+      <w:r>
+        <w:t>11</w:t>
+      </w:r>
     </w:p>
     <w:p>
       <w:pPr>
@@ -4626,17 +4351,14 @@
     </w:p>
     <w:p>
       <w:pPr>
-        <w:pStyle w:val="Paragraphedeliste"/>
-        <w:numPr>
-          <w:ilvl w:val="0"/>
-          <w:numId w:val="2"/>
-        </w:numPr>
-        <w:ind w:left="284"/>
-        <w:rPr>
-          <w:sz w:val="24"/>
-          <w:szCs w:val="24"/>
-        </w:rPr>
-      </w:pPr>
+        <w:pStyle w:val="Titre4"/>
+      </w:pPr>
+      <w:r>
+        <w:t xml:space="preserve">Exercice </w:t>
+      </w:r>
+      <w:r>
+        <w:t>12</w:t>
+      </w:r>
     </w:p>
     <w:p>
       <w:pPr>
@@ -4721,25 +4443,18 @@
     </w:p>
     <w:p>
       <w:pPr>
-        <w:pStyle w:val="Paragraphedeliste"/>
-        <w:numPr>
-          <w:ilvl w:val="0"/>
-          <w:numId w:val="2"/>
-        </w:numPr>
-        <w:ind w:left="284"/>
-        <w:rPr>
-          <w:sz w:val="24"/>
-          <w:szCs w:val="24"/>
-        </w:rPr>
-      </w:pPr>
-    </w:p>
-    <w:p>
-      <w:pPr>
-        <w:pStyle w:val="Paragraphedeliste"/>
-        <w:numPr>
-          <w:ilvl w:val="0"/>
-          <w:numId w:val="10"/>
-        </w:numPr>
+        <w:pStyle w:val="Titre4"/>
+      </w:pPr>
+      <w:r>
+        <w:lastRenderedPageBreak/>
+        <w:t xml:space="preserve">Exercice </w:t>
+      </w:r>
+      <w:r>
+        <w:t>13</w:t>
+      </w:r>
+    </w:p>
+    <w:p>
+      <w:pPr>
         <w:rPr>
           <w:rFonts w:ascii="Cambria Math" w:hAnsi="Cambria Math"/>
           <w:sz w:val="24"/>
@@ -5320,25 +5035,17 @@
     </w:p>
     <w:p>
       <w:pPr>
-        <w:pStyle w:val="Paragraphedeliste"/>
-        <w:numPr>
-          <w:ilvl w:val="0"/>
-          <w:numId w:val="2"/>
-        </w:numPr>
-        <w:ind w:left="284"/>
-        <w:rPr>
-          <w:sz w:val="24"/>
-          <w:szCs w:val="24"/>
-        </w:rPr>
-      </w:pPr>
-    </w:p>
-    <w:p>
-      <w:pPr>
-        <w:pStyle w:val="Paragraphedeliste"/>
-        <w:numPr>
-          <w:ilvl w:val="0"/>
-          <w:numId w:val="11"/>
-        </w:numPr>
+        <w:pStyle w:val="Titre4"/>
+      </w:pPr>
+      <w:r>
+        <w:t xml:space="preserve">Exercice </w:t>
+      </w:r>
+      <w:r>
+        <w:t>14</w:t>
+      </w:r>
+    </w:p>
+    <w:p>
+      <w:pPr>
         <w:rPr>
           <w:rFonts w:ascii="Cambria Math" w:hAnsi="Cambria Math"/>
           <w:sz w:val="24"/>
@@ -5751,31 +5458,11 @@
     </w:p>
     <w:p>
       <w:pPr>
-        <w:pStyle w:val="Paragraphedeliste"/>
-        <w:numPr>
-          <w:ilvl w:val="0"/>
-          <w:numId w:val="2"/>
-        </w:numPr>
-        <w:ind w:left="284"/>
-        <w:rPr>
-          <w:sz w:val="24"/>
-          <w:szCs w:val="24"/>
-        </w:rPr>
-      </w:pPr>
-    </w:p>
-    <w:p>
-      <w:pPr>
-        <w:pStyle w:val="Paragraphedeliste"/>
-        <w:numPr>
-          <w:ilvl w:val="0"/>
-          <w:numId w:val="12"/>
-        </w:numPr>
-        <w:rPr>
-          <w:rFonts w:ascii="Cambria Math" w:hAnsi="Cambria Math"/>
-          <w:sz w:val="24"/>
-          <w:szCs w:val="24"/>
-          <w:oMath/>
-        </w:rPr>
+        <w:pStyle w:val="Titre4"/>
+        <w:tabs>
+          <w:tab w:val="left" w:pos="4092"/>
+        </w:tabs>
+        <w:spacing w:before="360"/>
         <w:sectPr>
           <w:type w:val="continuous"/>
           <w:pgSz w:w="11906" w:h="16838"/>
@@ -5784,6 +5471,12 @@
           <w:docGrid w:linePitch="360"/>
         </w:sectPr>
       </w:pPr>
+      <w:r>
+        <w:t xml:space="preserve">Exercice </w:t>
+      </w:r>
+      <w:r>
+        <w:t>15</w:t>
+      </w:r>
     </w:p>
     <w:p>
       <w:pPr>
@@ -5888,22 +5581,17 @@
     </w:p>
     <w:p>
       <w:pPr>
-        <w:pStyle w:val="Paragraphedeliste"/>
-        <w:numPr>
-          <w:ilvl w:val="0"/>
-          <w:numId w:val="2"/>
-        </w:numPr>
-        <w:ind w:left="284"/>
-        <w:rPr>
-          <w:sz w:val="24"/>
-          <w:szCs w:val="24"/>
-        </w:rPr>
-      </w:pPr>
-    </w:p>
-    <w:p>
-      <w:pPr>
-        <w:pStyle w:val="Paragraphedeliste"/>
-        <w:ind w:left="284"/>
+        <w:pStyle w:val="Titre4"/>
+      </w:pPr>
+      <w:r>
+        <w:t xml:space="preserve">Exercice </w:t>
+      </w:r>
+      <w:r>
+        <w:t>16</w:t>
+      </w:r>
+    </w:p>
+    <w:p>
+      <w:pPr>
         <w:rPr>
           <w:sz w:val="24"/>
           <w:szCs w:val="24"/>
@@ -6120,41 +5808,7 @@
     </w:p>
     <w:p>
       <w:pPr>
-        <w:pStyle w:val="Paragraphedeliste"/>
-        <w:ind w:left="284"/>
-        <w:rPr>
-          <w:sz w:val="24"/>
-          <w:szCs w:val="24"/>
-        </w:rPr>
-      </w:pPr>
-    </w:p>
-    <w:p>
-      <w:pPr>
-        <w:pStyle w:val="Paragraphedeliste"/>
-        <w:numPr>
-          <w:ilvl w:val="0"/>
-          <w:numId w:val="2"/>
-        </w:numPr>
-        <w:ind w:left="284"/>
-        <w:rPr>
-          <w:sz w:val="24"/>
-          <w:szCs w:val="24"/>
-        </w:rPr>
-      </w:pPr>
-    </w:p>
-    <w:p>
-      <w:pPr>
-        <w:pStyle w:val="Paragraphedeliste"/>
-        <w:numPr>
-          <w:ilvl w:val="0"/>
-          <w:numId w:val="13"/>
-        </w:numPr>
-        <w:rPr>
-          <w:rFonts w:ascii="Cambria Math" w:hAnsi="Cambria Math"/>
-          <w:sz w:val="24"/>
-          <w:szCs w:val="24"/>
-          <w:oMath/>
-        </w:rPr>
+        <w:pStyle w:val="Titre4"/>
         <w:sectPr>
           <w:type w:val="continuous"/>
           <w:pgSz w:w="11906" w:h="16838"/>
@@ -6163,6 +5817,12 @@
           <w:docGrid w:linePitch="360"/>
         </w:sectPr>
       </w:pPr>
+      <w:r>
+        <w:t xml:space="preserve">Exercice </w:t>
+      </w:r>
+      <w:r>
+        <w:t>17</w:t>
+      </w:r>
     </w:p>
     <w:p>
       <w:pPr>
@@ -6544,42 +6204,8 @@
     </w:p>
     <w:p>
       <w:pPr>
-        <w:pStyle w:val="Paragraphedeliste"/>
-        <w:ind w:left="644"/>
-        <w:rPr>
-          <w:rFonts w:eastAsiaTheme="minorEastAsia"/>
-          <w:sz w:val="24"/>
-          <w:szCs w:val="24"/>
-        </w:rPr>
-      </w:pPr>
-    </w:p>
-    <w:p>
-      <w:pPr>
-        <w:pStyle w:val="Paragraphedeliste"/>
-        <w:numPr>
-          <w:ilvl w:val="0"/>
-          <w:numId w:val="2"/>
-        </w:numPr>
-        <w:ind w:left="284"/>
-        <w:rPr>
-          <w:sz w:val="24"/>
-          <w:szCs w:val="24"/>
-        </w:rPr>
-      </w:pPr>
-    </w:p>
-    <w:p>
-      <w:pPr>
-        <w:pStyle w:val="Paragraphedeliste"/>
-        <w:numPr>
-          <w:ilvl w:val="0"/>
-          <w:numId w:val="14"/>
-        </w:numPr>
-        <w:rPr>
-          <w:rFonts w:ascii="Cambria Math" w:hAnsi="Cambria Math"/>
-          <w:sz w:val="24"/>
-          <w:szCs w:val="24"/>
-          <w:oMath/>
-        </w:rPr>
+        <w:pStyle w:val="Titre4"/>
+        <w:spacing w:before="360"/>
         <w:sectPr>
           <w:type w:val="continuous"/>
           <w:pgSz w:w="11906" w:h="16838"/>
@@ -6588,6 +6214,12 @@
           <w:docGrid w:linePitch="360"/>
         </w:sectPr>
       </w:pPr>
+      <w:r>
+        <w:t xml:space="preserve">Exercice </w:t>
+      </w:r>
+      <w:r>
+        <w:t>18</w:t>
+      </w:r>
     </w:p>
     <w:p>
       <w:pPr>
@@ -6908,31 +6540,7 @@
     </w:p>
     <w:p>
       <w:pPr>
-        <w:pStyle w:val="Paragraphedeliste"/>
-        <w:numPr>
-          <w:ilvl w:val="0"/>
-          <w:numId w:val="2"/>
-        </w:numPr>
-        <w:ind w:left="284"/>
-        <w:rPr>
-          <w:sz w:val="24"/>
-          <w:szCs w:val="24"/>
-        </w:rPr>
-      </w:pPr>
-    </w:p>
-    <w:p>
-      <w:pPr>
-        <w:pStyle w:val="Paragraphedeliste"/>
-        <w:numPr>
-          <w:ilvl w:val="0"/>
-          <w:numId w:val="15"/>
-        </w:numPr>
-        <w:rPr>
-          <w:rFonts w:ascii="Cambria Math" w:hAnsi="Cambria Math"/>
-          <w:sz w:val="24"/>
-          <w:szCs w:val="24"/>
-          <w:oMath/>
-        </w:rPr>
+        <w:pStyle w:val="Titre4"/>
         <w:sectPr>
           <w:type w:val="continuous"/>
           <w:pgSz w:w="11906" w:h="16838"/>
@@ -6941,6 +6549,12 @@
           <w:docGrid w:linePitch="360"/>
         </w:sectPr>
       </w:pPr>
+      <w:r>
+        <w:t>Exercice 1</w:t>
+      </w:r>
+      <w:r>
+        <w:t>9</w:t>
+      </w:r>
     </w:p>
     <w:p>
       <w:pPr>
@@ -7033,39 +6647,8 @@
     </w:p>
     <w:p>
       <w:pPr>
-        <w:rPr>
-          <w:sz w:val="24"/>
-          <w:szCs w:val="24"/>
-        </w:rPr>
-      </w:pPr>
-    </w:p>
-    <w:p>
-      <w:pPr>
-        <w:pStyle w:val="Paragraphedeliste"/>
-        <w:numPr>
-          <w:ilvl w:val="0"/>
-          <w:numId w:val="2"/>
-        </w:numPr>
-        <w:ind w:left="284"/>
-        <w:rPr>
-          <w:sz w:val="24"/>
-          <w:szCs w:val="24"/>
-        </w:rPr>
-      </w:pPr>
-    </w:p>
-    <w:p>
-      <w:pPr>
-        <w:pStyle w:val="Paragraphedeliste"/>
-        <w:numPr>
-          <w:ilvl w:val="0"/>
-          <w:numId w:val="16"/>
-        </w:numPr>
-        <w:rPr>
-          <w:rFonts w:ascii="Cambria Math" w:hAnsi="Cambria Math"/>
-          <w:sz w:val="24"/>
-          <w:szCs w:val="24"/>
-          <w:oMath/>
-        </w:rPr>
+        <w:pStyle w:val="Titre4"/>
+        <w:spacing w:before="360"/>
         <w:sectPr>
           <w:type w:val="continuous"/>
           <w:pgSz w:w="11906" w:h="16838"/>
@@ -7074,6 +6657,12 @@
           <w:docGrid w:linePitch="360"/>
         </w:sectPr>
       </w:pPr>
+      <w:r>
+        <w:t xml:space="preserve">Exercice </w:t>
+      </w:r>
+      <w:r>
+        <w:t>20</w:t>
+      </w:r>
     </w:p>
     <w:p>
       <w:pPr>
@@ -7545,11 +7134,15 @@
     <w:p>
       <w:pPr>
         <w:pStyle w:val="Paragraphedeliste"/>
-        <w:numPr>
-          <w:ilvl w:val="0"/>
-          <w:numId w:val="2"/>
-        </w:numPr>
         <w:ind w:left="284"/>
+        <w:rPr>
+          <w:sz w:val="24"/>
+          <w:szCs w:val="24"/>
+        </w:rPr>
+      </w:pPr>
+    </w:p>
+    <w:p>
+      <w:pPr>
         <w:rPr>
           <w:sz w:val="24"/>
           <w:szCs w:val="24"/>
@@ -7565,22 +7158,39 @@
     </w:p>
     <w:p>
       <w:pPr>
-        <w:pStyle w:val="Paragraphedeliste"/>
-        <w:numPr>
-          <w:ilvl w:val="0"/>
-          <w:numId w:val="2"/>
-        </w:numPr>
-        <w:ind w:left="284"/>
-        <w:rPr>
-          <w:sz w:val="24"/>
-          <w:szCs w:val="24"/>
-        </w:rPr>
-      </w:pPr>
-    </w:p>
-    <w:p>
-      <w:pPr>
-        <w:pStyle w:val="Paragraphedeliste"/>
-        <w:ind w:left="284"/>
+        <w:rPr>
+          <w:sz w:val="24"/>
+          <w:szCs w:val="24"/>
+        </w:rPr>
+      </w:pPr>
+    </w:p>
+    <w:p>
+      <w:pPr>
+        <w:rPr>
+          <w:sz w:val="24"/>
+          <w:szCs w:val="24"/>
+        </w:rPr>
+      </w:pPr>
+    </w:p>
+    <w:p>
+      <w:pPr>
+        <w:rPr>
+          <w:sz w:val="24"/>
+          <w:szCs w:val="24"/>
+        </w:rPr>
+      </w:pPr>
+    </w:p>
+    <w:p>
+      <w:pPr>
+        <w:pStyle w:val="Titre4"/>
+      </w:pPr>
+      <w:r>
+        <w:lastRenderedPageBreak/>
+        <w:t>Exercice 21</w:t>
+      </w:r>
+    </w:p>
+    <w:p>
+      <w:pPr>
         <w:rPr>
           <w:sz w:val="24"/>
           <w:szCs w:val="24"/>
@@ -7589,11 +7199,9 @@
       <w:r>
         <w:rPr>
           <w:noProof/>
-          <w:sz w:val="24"/>
-          <w:szCs w:val="24"/>
         </w:rPr>
         <w:drawing>
-          <wp:inline distT="0" distB="0" distL="0" distR="0" wp14:anchorId="2E315176" wp14:editId="1EFCA67D">
+          <wp:inline distT="0" distB="0" distL="0" distR="0" wp14:anchorId="111AB483" wp14:editId="488BC2A8">
             <wp:extent cx="1546482" cy="1493520"/>
             <wp:effectExtent l="0" t="0" r="0" b="0"/>
             <wp:docPr id="9" name="Image 9"/>
@@ -7637,35 +7245,50 @@
     </w:p>
     <w:p>
       <w:pPr>
-        <w:pStyle w:val="Paragraphedeliste"/>
-        <w:numPr>
-          <w:ilvl w:val="0"/>
-          <w:numId w:val="2"/>
-        </w:numPr>
+        <w:pStyle w:val="Titre4"/>
+      </w:pPr>
+      <w:r>
+        <w:t xml:space="preserve">Exercice </w:t>
+      </w:r>
+      <w:r>
+        <w:t>22</w:t>
+      </w:r>
+    </w:p>
+    <w:p>
+      <w:pPr>
+        <w:rPr>
+          <w:sz w:val="24"/>
+          <w:szCs w:val="24"/>
+        </w:rPr>
+      </w:pPr>
+      <w:r>
+        <w:rPr>
+          <w:rFonts w:eastAsiaTheme="minorEastAsia"/>
+          <w:sz w:val="24"/>
+          <w:szCs w:val="24"/>
+        </w:rPr>
+        <w:t xml:space="preserve">Le code secret est </w:t>
+      </w:r>
+      <m:oMath>
+        <m:r>
+          <w:rPr>
+            <w:rFonts w:ascii="Cambria Math" w:hAnsi="Cambria Math"/>
+            <w:sz w:val="24"/>
+            <w:szCs w:val="24"/>
+          </w:rPr>
+          <m:t xml:space="preserve">25 963 </m:t>
+        </m:r>
+      </m:oMath>
+    </w:p>
+    <w:p>
+      <w:pPr>
+        <w:pStyle w:val="Paragraphedeliste"/>
         <w:ind w:left="284"/>
         <w:rPr>
           <w:sz w:val="24"/>
           <w:szCs w:val="24"/>
         </w:rPr>
       </w:pPr>
-      <w:r>
-        <w:rPr>
-          <w:rFonts w:eastAsiaTheme="minorEastAsia"/>
-          <w:sz w:val="24"/>
-          <w:szCs w:val="24"/>
-        </w:rPr>
-        <w:t xml:space="preserve">Le code secret est </w:t>
-      </w:r>
-      <m:oMath>
-        <m:r>
-          <w:rPr>
-            <w:rFonts w:ascii="Cambria Math" w:hAnsi="Cambria Math"/>
-            <w:sz w:val="24"/>
-            <w:szCs w:val="24"/>
-          </w:rPr>
-          <m:t xml:space="preserve">25 963 </m:t>
-        </m:r>
-      </m:oMath>
     </w:p>
     <w:p>
       <w:pPr>
@@ -7729,37 +7352,14 @@
     </w:p>
     <w:p>
       <w:pPr>
-        <w:pStyle w:val="Paragraphedeliste"/>
-        <w:ind w:left="284"/>
-        <w:rPr>
-          <w:sz w:val="24"/>
-          <w:szCs w:val="24"/>
-        </w:rPr>
-      </w:pPr>
-    </w:p>
-    <w:p>
-      <w:pPr>
-        <w:pStyle w:val="Paragraphedeliste"/>
-        <w:ind w:left="284"/>
-        <w:rPr>
-          <w:sz w:val="24"/>
-          <w:szCs w:val="24"/>
-        </w:rPr>
-      </w:pPr>
-    </w:p>
-    <w:p>
-      <w:pPr>
-        <w:pStyle w:val="Paragraphedeliste"/>
-        <w:numPr>
-          <w:ilvl w:val="0"/>
-          <w:numId w:val="2"/>
-        </w:numPr>
-        <w:ind w:left="284"/>
-        <w:rPr>
-          <w:sz w:val="24"/>
-          <w:szCs w:val="24"/>
-        </w:rPr>
-      </w:pPr>
+        <w:pStyle w:val="Titre4"/>
+      </w:pPr>
+      <w:r>
+        <w:t xml:space="preserve">Exercice </w:t>
+      </w:r>
+      <w:r>
+        <w:t>23</w:t>
+      </w:r>
     </w:p>
     <w:p>
       <w:pPr>
@@ -7858,17 +7458,11 @@
     </w:p>
     <w:p>
       <w:pPr>
-        <w:pStyle w:val="Paragraphedeliste"/>
-        <w:numPr>
-          <w:ilvl w:val="0"/>
-          <w:numId w:val="2"/>
-        </w:numPr>
-        <w:ind w:left="284"/>
-        <w:rPr>
-          <w:sz w:val="24"/>
-          <w:szCs w:val="24"/>
-        </w:rPr>
-      </w:pPr>
+        <w:pStyle w:val="Titre4"/>
+      </w:pPr>
+      <w:r>
+        <w:t>Exercice 24</w:t>
+      </w:r>
     </w:p>
     <w:p>
       <w:pPr>
@@ -8102,6 +7696,15 @@
     </w:p>
     <w:p>
       <w:pPr>
+        <w:rPr>
+          <w:rFonts w:eastAsiaTheme="minorEastAsia"/>
+          <w:sz w:val="24"/>
+          <w:szCs w:val="24"/>
+        </w:rPr>
+      </w:pPr>
+    </w:p>
+    <w:p>
+      <w:pPr>
         <w:pStyle w:val="Paragraphedeliste"/>
         <w:ind w:left="644"/>
         <w:rPr>
@@ -8113,61 +7716,14 @@
     </w:p>
     <w:p>
       <w:pPr>
-        <w:pStyle w:val="Paragraphedeliste"/>
-        <w:ind w:left="644"/>
-        <w:rPr>
-          <w:rFonts w:eastAsiaTheme="minorEastAsia"/>
-          <w:sz w:val="24"/>
-          <w:szCs w:val="24"/>
-        </w:rPr>
-      </w:pPr>
-    </w:p>
-    <w:p>
-      <w:pPr>
-        <w:pStyle w:val="Paragraphedeliste"/>
-        <w:ind w:left="644"/>
-        <w:rPr>
-          <w:rFonts w:eastAsiaTheme="minorEastAsia"/>
-          <w:sz w:val="24"/>
-          <w:szCs w:val="24"/>
-        </w:rPr>
-      </w:pPr>
-    </w:p>
-    <w:p>
-      <w:pPr>
-        <w:pStyle w:val="Paragraphedeliste"/>
-        <w:ind w:left="644"/>
-        <w:rPr>
-          <w:rFonts w:eastAsiaTheme="minorEastAsia"/>
-          <w:sz w:val="24"/>
-          <w:szCs w:val="24"/>
-        </w:rPr>
-      </w:pPr>
-    </w:p>
-    <w:p>
-      <w:pPr>
-        <w:pStyle w:val="Paragraphedeliste"/>
-        <w:ind w:left="644"/>
-        <w:rPr>
-          <w:rFonts w:eastAsiaTheme="minorEastAsia"/>
-          <w:sz w:val="24"/>
-          <w:szCs w:val="24"/>
-        </w:rPr>
-      </w:pPr>
-    </w:p>
-    <w:p>
-      <w:pPr>
-        <w:pStyle w:val="Paragraphedeliste"/>
-        <w:numPr>
-          <w:ilvl w:val="0"/>
-          <w:numId w:val="2"/>
-        </w:numPr>
-        <w:ind w:left="284"/>
-        <w:rPr>
-          <w:sz w:val="24"/>
-          <w:szCs w:val="24"/>
-        </w:rPr>
-      </w:pPr>
+        <w:pStyle w:val="Titre4"/>
+      </w:pPr>
+      <w:r>
+        <w:t xml:space="preserve">Exercice </w:t>
+      </w:r>
+      <w:r>
+        <w:t>25</w:t>
+      </w:r>
     </w:p>
     <w:tbl>
       <w:tblPr>
@@ -8706,22 +8262,17 @@
     </w:p>
     <w:p>
       <w:pPr>
-        <w:pStyle w:val="Paragraphedeliste"/>
-        <w:numPr>
-          <w:ilvl w:val="0"/>
-          <w:numId w:val="2"/>
-        </w:numPr>
-        <w:ind w:left="284"/>
-        <w:rPr>
-          <w:sz w:val="24"/>
-          <w:szCs w:val="24"/>
-        </w:rPr>
-      </w:pPr>
-    </w:p>
-    <w:p>
-      <w:pPr>
-        <w:pStyle w:val="Paragraphedeliste"/>
-        <w:ind w:left="284"/>
+        <w:pStyle w:val="Titre4"/>
+      </w:pPr>
+      <w:r>
+        <w:t xml:space="preserve">Exercice </w:t>
+      </w:r>
+      <w:r>
+        <w:t>26</w:t>
+      </w:r>
+    </w:p>
+    <w:p>
+      <w:pPr>
         <w:rPr>
           <w:sz w:val="24"/>
           <w:szCs w:val="24"/>
@@ -8900,17 +8451,14 @@
     </w:p>
     <w:p>
       <w:pPr>
-        <w:pStyle w:val="Paragraphedeliste"/>
-        <w:numPr>
-          <w:ilvl w:val="0"/>
-          <w:numId w:val="2"/>
-        </w:numPr>
-        <w:ind w:left="284"/>
-        <w:rPr>
-          <w:sz w:val="24"/>
-          <w:szCs w:val="24"/>
-        </w:rPr>
-      </w:pPr>
+        <w:pStyle w:val="Titre4"/>
+      </w:pPr>
+      <w:r>
+        <w:t xml:space="preserve">Exercice </w:t>
+      </w:r>
+      <w:r>
+        <w:t>27</w:t>
+      </w:r>
     </w:p>
     <w:p>
       <w:pPr>
@@ -9260,27 +8808,31 @@
     </w:p>
     <w:p>
       <w:pPr>
-        <w:pStyle w:val="Paragraphedeliste"/>
-        <w:ind w:left="644"/>
-        <w:rPr>
-          <w:sz w:val="24"/>
-          <w:szCs w:val="24"/>
-        </w:rPr>
-      </w:pPr>
-    </w:p>
-    <w:p>
-      <w:pPr>
-        <w:pStyle w:val="Paragraphedeliste"/>
-        <w:numPr>
-          <w:ilvl w:val="0"/>
-          <w:numId w:val="2"/>
-        </w:numPr>
-        <w:ind w:left="284"/>
-        <w:rPr>
-          <w:sz w:val="24"/>
-          <w:szCs w:val="24"/>
-        </w:rPr>
-      </w:pPr>
+        <w:rPr>
+          <w:sz w:val="24"/>
+          <w:szCs w:val="24"/>
+        </w:rPr>
+      </w:pPr>
+    </w:p>
+    <w:p>
+      <w:pPr>
+        <w:rPr>
+          <w:sz w:val="24"/>
+          <w:szCs w:val="24"/>
+        </w:rPr>
+      </w:pPr>
+    </w:p>
+    <w:p>
+      <w:pPr>
+        <w:pStyle w:val="Titre4"/>
+      </w:pPr>
+      <w:r>
+        <w:lastRenderedPageBreak/>
+        <w:t xml:space="preserve">Exercice </w:t>
+      </w:r>
+      <w:r>
+        <w:t>28</w:t>
+      </w:r>
     </w:p>
     <w:p>
       <w:pPr>
@@ -9342,25 +8894,17 @@
     </w:p>
     <w:p>
       <w:pPr>
-        <w:pStyle w:val="Paragraphedeliste"/>
-        <w:numPr>
-          <w:ilvl w:val="0"/>
-          <w:numId w:val="2"/>
-        </w:numPr>
-        <w:ind w:left="284"/>
-        <w:rPr>
-          <w:sz w:val="24"/>
-          <w:szCs w:val="24"/>
-        </w:rPr>
-      </w:pPr>
-    </w:p>
-    <w:p>
-      <w:pPr>
-        <w:pStyle w:val="Paragraphedeliste"/>
-        <w:numPr>
-          <w:ilvl w:val="0"/>
-          <w:numId w:val="20"/>
-        </w:numPr>
+        <w:pStyle w:val="Titre4"/>
+      </w:pPr>
+      <w:r>
+        <w:t xml:space="preserve">Exercice </w:t>
+      </w:r>
+      <w:r>
+        <w:t>29</w:t>
+      </w:r>
+    </w:p>
+    <w:p>
+      <w:pPr>
         <w:rPr>
           <w:rFonts w:ascii="Cambria Math" w:hAnsi="Cambria Math"/>
           <w:sz w:val="24"/>
@@ -9406,6 +8950,7 @@
           <w:ilvl w:val="0"/>
           <w:numId w:val="20"/>
         </w:numPr>
+        <w:spacing w:after="240"/>
         <w:rPr>
           <w:sz w:val="24"/>
           <w:szCs w:val="24"/>
@@ -9470,8 +9015,7 @@
     </w:p>
     <w:p>
       <w:pPr>
-        <w:pStyle w:val="Paragraphedeliste"/>
-        <w:ind w:left="644"/>
+        <w:ind w:left="284"/>
         <w:rPr>
           <w:sz w:val="24"/>
           <w:szCs w:val="24"/>
@@ -9487,39 +9031,17 @@
     </w:p>
     <w:p>
       <w:pPr>
-        <w:rPr>
-          <w:sz w:val="24"/>
-          <w:szCs w:val="24"/>
-        </w:rPr>
-      </w:pPr>
-    </w:p>
-    <w:p>
-      <w:pPr>
-        <w:pStyle w:val="Paragraphedeliste"/>
-        <w:numPr>
-          <w:ilvl w:val="0"/>
-          <w:numId w:val="2"/>
-        </w:numPr>
-        <w:ind w:left="284"/>
-        <w:rPr>
-          <w:sz w:val="24"/>
-          <w:szCs w:val="24"/>
-        </w:rPr>
-      </w:pPr>
-    </w:p>
-    <w:p>
-      <w:pPr>
-        <w:pStyle w:val="Paragraphedeliste"/>
-        <w:numPr>
-          <w:ilvl w:val="0"/>
-          <w:numId w:val="21"/>
-        </w:numPr>
-        <w:rPr>
-          <w:rFonts w:ascii="Cambria Math" w:hAnsi="Cambria Math"/>
-          <w:sz w:val="24"/>
-          <w:szCs w:val="24"/>
-          <w:oMath/>
-        </w:rPr>
+        <w:spacing w:after="0"/>
+        <w:rPr>
+          <w:sz w:val="24"/>
+          <w:szCs w:val="24"/>
+        </w:rPr>
+      </w:pPr>
+    </w:p>
+    <w:p>
+      <w:pPr>
+        <w:pStyle w:val="Titre4"/>
+        <w:spacing w:before="0"/>
         <w:sectPr>
           <w:footerReference w:type="default" r:id="rId14"/>
           <w:type w:val="continuous"/>
@@ -9529,6 +9051,12 @@
           <w:docGrid w:linePitch="360"/>
         </w:sectPr>
       </w:pPr>
+      <w:r>
+        <w:t xml:space="preserve">Exercice </w:t>
+      </w:r>
+      <w:r>
+        <w:t>30</w:t>
+      </w:r>
     </w:p>
     <w:p>
       <w:pPr>
@@ -9633,59 +9161,6 @@
           <w:ilvl w:val="0"/>
           <w:numId w:val="21"/>
         </w:numPr>
-        <w:rPr>
-          <w:rFonts w:eastAsiaTheme="minorEastAsia"/>
-          <w:sz w:val="24"/>
-          <w:szCs w:val="24"/>
-        </w:rPr>
-      </w:pPr>
-      <m:oMath>
-        <m:r>
-          <w:rPr>
-            <w:rFonts w:ascii="Cambria Math" w:hAnsi="Cambria Math"/>
-            <w:sz w:val="24"/>
-            <w:szCs w:val="24"/>
-          </w:rPr>
-          <m:t>242=2⋅</m:t>
-        </m:r>
-        <m:sSup>
-          <m:sSupPr>
-            <m:ctrlPr>
-              <w:rPr>
-                <w:rFonts w:ascii="Cambria Math" w:hAnsi="Cambria Math"/>
-                <w:i/>
-                <w:sz w:val="24"/>
-                <w:szCs w:val="24"/>
-              </w:rPr>
-            </m:ctrlPr>
-          </m:sSupPr>
-          <m:e>
-            <m:r>
-              <w:rPr>
-                <w:rFonts w:ascii="Cambria Math" w:hAnsi="Cambria Math"/>
-                <w:sz w:val="24"/>
-                <w:szCs w:val="24"/>
-              </w:rPr>
-              <m:t>11</m:t>
-            </m:r>
-          </m:e>
-          <m:sup>
-            <m:r>
-              <w:rPr>
-                <w:rFonts w:ascii="Cambria Math" w:hAnsi="Cambria Math"/>
-                <w:sz w:val="24"/>
-                <w:szCs w:val="24"/>
-              </w:rPr>
-              <m:t>2</m:t>
-            </m:r>
-          </m:sup>
-        </m:sSup>
-      </m:oMath>
-    </w:p>
-    <w:p>
-      <w:pPr>
-        <w:pStyle w:val="Paragraphedeliste"/>
-        <w:ind w:left="1004"/>
         <w:rPr>
           <w:rFonts w:eastAsiaTheme="minorEastAsia"/>
           <w:sz w:val="24"/>
@@ -9699,22 +9174,51 @@
           <w:docGrid w:linePitch="360"/>
         </w:sectPr>
       </w:pPr>
-    </w:p>
-    <w:p>
-      <w:pPr>
-        <w:pStyle w:val="Paragraphedeliste"/>
-        <w:ind w:left="1004"/>
-        <w:rPr>
-          <w:rFonts w:eastAsiaTheme="minorEastAsia"/>
-          <w:sz w:val="24"/>
-          <w:szCs w:val="24"/>
-        </w:rPr>
-      </w:pPr>
-    </w:p>
-    <w:p>
-      <w:pPr>
-        <w:pStyle w:val="Paragraphedeliste"/>
-        <w:ind w:left="644"/>
+      <m:oMath>
+        <m:r>
+          <w:rPr>
+            <w:rFonts w:ascii="Cambria Math" w:hAnsi="Cambria Math"/>
+            <w:sz w:val="24"/>
+            <w:szCs w:val="24"/>
+          </w:rPr>
+          <m:t>242=2⋅</m:t>
+        </m:r>
+        <m:sSup>
+          <m:sSupPr>
+            <m:ctrlPr>
+              <w:rPr>
+                <w:rFonts w:ascii="Cambria Math" w:hAnsi="Cambria Math"/>
+                <w:i/>
+                <w:sz w:val="24"/>
+                <w:szCs w:val="24"/>
+              </w:rPr>
+            </m:ctrlPr>
+          </m:sSupPr>
+          <m:e>
+            <m:r>
+              <w:rPr>
+                <w:rFonts w:ascii="Cambria Math" w:hAnsi="Cambria Math"/>
+                <w:sz w:val="24"/>
+                <w:szCs w:val="24"/>
+              </w:rPr>
+              <m:t>11</m:t>
+            </m:r>
+          </m:e>
+          <m:sup>
+            <m:r>
+              <w:rPr>
+                <w:rFonts w:ascii="Cambria Math" w:hAnsi="Cambria Math"/>
+                <w:sz w:val="24"/>
+                <w:szCs w:val="24"/>
+              </w:rPr>
+              <m:t>2</m:t>
+            </m:r>
+          </m:sup>
+        </m:sSup>
+      </m:oMath>
+    </w:p>
+    <w:p>
+      <w:pPr>
         <w:rPr>
           <w:sz w:val="24"/>
           <w:szCs w:val="24"/>
@@ -9730,26 +9234,8 @@
     </w:p>
     <w:p>
       <w:pPr>
-        <w:pStyle w:val="Paragraphedeliste"/>
-        <w:ind w:left="644"/>
-        <w:rPr>
-          <w:sz w:val="24"/>
-          <w:szCs w:val="24"/>
-        </w:rPr>
-      </w:pPr>
-    </w:p>
-    <w:p>
-      <w:pPr>
-        <w:pStyle w:val="Paragraphedeliste"/>
-        <w:numPr>
-          <w:ilvl w:val="0"/>
-          <w:numId w:val="2"/>
-        </w:numPr>
-        <w:ind w:left="284"/>
-        <w:rPr>
-          <w:sz w:val="24"/>
-          <w:szCs w:val="24"/>
-        </w:rPr>
+        <w:pStyle w:val="Titre4"/>
+        <w:spacing w:before="0"/>
         <w:sectPr>
           <w:type w:val="continuous"/>
           <w:pgSz w:w="11906" w:h="16838"/>
@@ -9760,10 +9246,15 @@
       </w:pPr>
       <w:r>
         <w:rPr>
-          <w:sz w:val="24"/>
           <w:szCs w:val="24"/>
         </w:rPr>
         <w:t xml:space="preserve"> </w:t>
+      </w:r>
+      <w:r>
+        <w:t xml:space="preserve">Exercice </w:t>
+      </w:r>
+      <w:r>
+        <w:t>31</w:t>
       </w:r>
     </w:p>
     <w:p>
@@ -10085,6 +9576,7 @@
     <w:p>
       <w:pPr>
         <w:pStyle w:val="Paragraphedeliste"/>
+        <w:spacing w:after="120"/>
         <w:ind w:left="644"/>
         <w:rPr>
           <w:rFonts w:eastAsiaTheme="minorEastAsia"/>
@@ -10121,8 +9613,16 @@
     </w:p>
     <w:p>
       <w:pPr>
-        <w:pStyle w:val="Paragraphedeliste"/>
-        <w:ind w:left="644"/>
+        <w:spacing w:after="0"/>
+        <w:rPr>
+          <w:sz w:val="24"/>
+          <w:szCs w:val="24"/>
+        </w:rPr>
+      </w:pPr>
+    </w:p>
+    <w:p>
+      <w:pPr>
+        <w:spacing w:after="0"/>
         <w:rPr>
           <w:sz w:val="24"/>
           <w:szCs w:val="24"/>
@@ -10138,32 +9638,17 @@
     </w:p>
     <w:p>
       <w:pPr>
-        <w:pStyle w:val="Paragraphedeliste"/>
-        <w:ind w:left="644"/>
-        <w:rPr>
-          <w:sz w:val="24"/>
-          <w:szCs w:val="24"/>
-        </w:rPr>
-      </w:pPr>
-    </w:p>
-    <w:p>
-      <w:pPr>
-        <w:pStyle w:val="Paragraphedeliste"/>
-        <w:numPr>
-          <w:ilvl w:val="0"/>
-          <w:numId w:val="2"/>
-        </w:numPr>
-        <w:ind w:left="284"/>
-        <w:rPr>
-          <w:sz w:val="24"/>
-          <w:szCs w:val="24"/>
-        </w:rPr>
-      </w:pPr>
-    </w:p>
-    <w:p>
-      <w:pPr>
-        <w:pStyle w:val="Paragraphedeliste"/>
-        <w:ind w:left="284"/>
+        <w:pStyle w:val="Titre4"/>
+      </w:pPr>
+      <w:r>
+        <w:t xml:space="preserve">Exercice </w:t>
+      </w:r>
+      <w:r>
+        <w:t>32</w:t>
+      </w:r>
+    </w:p>
+    <w:p>
+      <w:pPr>
         <w:rPr>
           <w:sz w:val="24"/>
           <w:szCs w:val="24"/>
@@ -10257,17 +9742,42 @@
     </w:p>
     <w:p>
       <w:pPr>
-        <w:pStyle w:val="Paragraphedeliste"/>
-        <w:numPr>
-          <w:ilvl w:val="0"/>
-          <w:numId w:val="2"/>
-        </w:numPr>
+        <w:pStyle w:val="Titre4"/>
+      </w:pPr>
+      <w:r>
+        <w:t xml:space="preserve">Exercice </w:t>
+      </w:r>
+      <w:r>
+        <w:t>33</w:t>
+      </w:r>
+    </w:p>
+    <w:p>
+      <w:pPr>
+        <w:pStyle w:val="Paragraphedeliste"/>
         <w:ind w:left="284"/>
         <w:rPr>
-          <w:sz w:val="24"/>
-          <w:szCs w:val="24"/>
-        </w:rPr>
-      </w:pPr>
+          <w:rFonts w:eastAsiaTheme="minorEastAsia"/>
+          <w:sz w:val="24"/>
+          <w:szCs w:val="24"/>
+        </w:rPr>
+      </w:pPr>
+      <w:r>
+        <w:rPr>
+          <w:sz w:val="24"/>
+          <w:szCs w:val="24"/>
+        </w:rPr>
+        <w:t xml:space="preserve">Formule qui lie le nombre de triangles et le nombre de brillants : </w:t>
+      </w:r>
+      <m:oMath>
+        <m:r>
+          <w:rPr>
+            <w:rFonts w:ascii="Cambria Math" w:hAnsi="Cambria Math"/>
+            <w:sz w:val="24"/>
+            <w:szCs w:val="24"/>
+          </w:rPr>
+          <m:t>b=3t+2</m:t>
+        </m:r>
+      </m:oMath>
     </w:p>
     <w:p>
       <w:pPr>
@@ -10284,7 +9794,21 @@
           <w:sz w:val="24"/>
           <w:szCs w:val="24"/>
         </w:rPr>
-        <w:t xml:space="preserve">Formule qui lie le nombre de triangles et le nombre de brillants : </w:t>
+        <w:t xml:space="preserve">32 brillants </w:t>
+      </w:r>
+      <w:r>
+        <w:rPr>
+          <w:sz w:val="24"/>
+          <w:szCs w:val="24"/>
+        </w:rPr>
+        <w:sym w:font="Wingdings" w:char="F0E0"/>
+      </w:r>
+      <w:r>
+        <w:rPr>
+          <w:sz w:val="24"/>
+          <w:szCs w:val="24"/>
+        </w:rPr>
+        <w:t xml:space="preserve"> </w:t>
       </w:r>
       <m:oMath>
         <m:r>
@@ -10293,49 +9817,50 @@
             <w:sz w:val="24"/>
             <w:szCs w:val="24"/>
           </w:rPr>
-          <m:t>b=3t+2</m:t>
+          <m:t>32=3t+2</m:t>
         </m:r>
       </m:oMath>
     </w:p>
     <w:p>
       <w:pPr>
-        <w:pStyle w:val="Paragraphedeliste"/>
-        <w:ind w:left="284"/>
-        <w:rPr>
-          <w:rFonts w:eastAsiaTheme="minorEastAsia"/>
-          <w:sz w:val="24"/>
-          <w:szCs w:val="24"/>
-        </w:rPr>
-      </w:pPr>
-      <w:r>
-        <w:rPr>
-          <w:sz w:val="24"/>
-          <w:szCs w:val="24"/>
-        </w:rPr>
-        <w:t xml:space="preserve">32 brillants </w:t>
-      </w:r>
-      <w:r>
-        <w:rPr>
+        <w:rPr>
+          <w:rFonts w:eastAsiaTheme="minorEastAsia"/>
+          <w:sz w:val="24"/>
+          <w:szCs w:val="24"/>
+        </w:rPr>
+      </w:pPr>
+      <w:r>
+        <w:rPr>
+          <w:rFonts w:eastAsiaTheme="minorEastAsia"/>
+          <w:sz w:val="24"/>
+          <w:szCs w:val="24"/>
+        </w:rPr>
+        <w:tab/>
+      </w:r>
+      <w:r>
+        <w:rPr>
+          <w:rFonts w:eastAsiaTheme="minorEastAsia"/>
+          <w:sz w:val="24"/>
+          <w:szCs w:val="24"/>
+        </w:rPr>
+        <w:tab/>
+      </w:r>
+      <w:r>
+        <w:rPr>
+          <w:rFonts w:eastAsiaTheme="minorEastAsia"/>
           <w:sz w:val="24"/>
           <w:szCs w:val="24"/>
         </w:rPr>
         <w:sym w:font="Wingdings" w:char="F0E0"/>
       </w:r>
-      <w:r>
-        <w:rPr>
-          <w:sz w:val="24"/>
-          <w:szCs w:val="24"/>
-        </w:rPr>
-        <w:t xml:space="preserve"> </w:t>
-      </w:r>
       <m:oMath>
         <m:r>
           <w:rPr>
-            <w:rFonts w:ascii="Cambria Math" w:hAnsi="Cambria Math"/>
-            <w:sz w:val="24"/>
-            <w:szCs w:val="24"/>
-          </w:rPr>
-          <m:t>32=3t+2</m:t>
+            <w:rFonts w:ascii="Cambria Math" w:eastAsiaTheme="minorEastAsia" w:hAnsi="Cambria Math"/>
+            <w:sz w:val="24"/>
+            <w:szCs w:val="24"/>
+          </w:rPr>
+          <m:t>t=10</m:t>
         </m:r>
       </m:oMath>
     </w:p>
@@ -10353,23 +9878,7 @@
           <w:sz w:val="24"/>
           <w:szCs w:val="24"/>
         </w:rPr>
-        <w:tab/>
-      </w:r>
-      <w:r>
-        <w:rPr>
-          <w:rFonts w:eastAsiaTheme="minorEastAsia"/>
-          <w:sz w:val="24"/>
-          <w:szCs w:val="24"/>
-        </w:rPr>
-        <w:tab/>
-      </w:r>
-      <w:r>
-        <w:rPr>
-          <w:rFonts w:eastAsiaTheme="minorEastAsia"/>
-          <w:sz w:val="24"/>
-          <w:szCs w:val="24"/>
-        </w:rPr>
-        <w:sym w:font="Wingdings" w:char="F0E0"/>
+        <w:t xml:space="preserve">Prix total : </w:t>
       </w:r>
       <m:oMath>
         <m:r>
@@ -10378,7 +9887,7 @@
             <w:sz w:val="24"/>
             <w:szCs w:val="24"/>
           </w:rPr>
-          <m:t>t=10</m:t>
+          <m:t>19+2,30⋅10+3⋅32+80=218€</m:t>
         </m:r>
       </m:oMath>
     </w:p>
@@ -10396,7 +9905,7 @@
           <w:sz w:val="24"/>
           <w:szCs w:val="24"/>
         </w:rPr>
-        <w:t xml:space="preserve">Prix total : </w:t>
+        <w:t xml:space="preserve">Ce collier coûtera </w:t>
       </w:r>
       <m:oMath>
         <m:r>
@@ -10405,36 +9914,9 @@
             <w:sz w:val="24"/>
             <w:szCs w:val="24"/>
           </w:rPr>
-          <m:t>19+2,30⋅10+3⋅32+80=218€</m:t>
+          <m:t>218€</m:t>
         </m:r>
       </m:oMath>
-    </w:p>
-    <w:p>
-      <w:pPr>
-        <w:rPr>
-          <w:rFonts w:eastAsiaTheme="minorEastAsia"/>
-          <w:sz w:val="24"/>
-          <w:szCs w:val="24"/>
-        </w:rPr>
-      </w:pPr>
-      <w:r>
-        <w:rPr>
-          <w:rFonts w:eastAsiaTheme="minorEastAsia"/>
-          <w:sz w:val="24"/>
-          <w:szCs w:val="24"/>
-        </w:rPr>
-        <w:t xml:space="preserve">Ce collier coûtera </w:t>
-      </w:r>
-      <m:oMath>
-        <m:r>
-          <w:rPr>
-            <w:rFonts w:ascii="Cambria Math" w:eastAsiaTheme="minorEastAsia" w:hAnsi="Cambria Math"/>
-            <w:sz w:val="24"/>
-            <w:szCs w:val="24"/>
-          </w:rPr>
-          <m:t>218€</m:t>
-        </m:r>
-      </m:oMath>
       <w:r>
         <w:rPr>
           <w:rFonts w:eastAsiaTheme="minorEastAsia"/>
@@ -10455,22 +9937,18 @@
     </w:p>
     <w:p>
       <w:pPr>
-        <w:pStyle w:val="Paragraphedeliste"/>
-        <w:numPr>
-          <w:ilvl w:val="0"/>
-          <w:numId w:val="2"/>
-        </w:numPr>
-        <w:ind w:left="284"/>
-        <w:rPr>
-          <w:sz w:val="24"/>
-          <w:szCs w:val="24"/>
-        </w:rPr>
-      </w:pPr>
-    </w:p>
-    <w:p>
-      <w:pPr>
-        <w:pStyle w:val="Paragraphedeliste"/>
-        <w:ind w:left="284"/>
+        <w:pStyle w:val="Titre4"/>
+      </w:pPr>
+      <w:r>
+        <w:lastRenderedPageBreak/>
+        <w:t xml:space="preserve">Exercice </w:t>
+      </w:r>
+      <w:r>
+        <w:t>34</w:t>
+      </w:r>
+    </w:p>
+    <w:p>
+      <w:pPr>
         <w:rPr>
           <w:sz w:val="24"/>
           <w:szCs w:val="24"/>
@@ -11195,36 +10673,17 @@
     </w:p>
     <w:p>
       <w:pPr>
-        <w:pStyle w:val="Paragraphedeliste"/>
-        <w:ind w:left="284"/>
-        <w:rPr>
-          <w:rFonts w:eastAsiaTheme="minorEastAsia"/>
-          <w:sz w:val="24"/>
-          <w:szCs w:val="24"/>
-        </w:rPr>
-      </w:pPr>
-    </w:p>
-    <w:p>
-      <w:pPr>
-        <w:pStyle w:val="Paragraphedeliste"/>
-        <w:numPr>
-          <w:ilvl w:val="0"/>
-          <w:numId w:val="2"/>
-        </w:numPr>
-        <w:ind w:left="284"/>
-        <w:rPr>
-          <w:sz w:val="24"/>
-          <w:szCs w:val="24"/>
-        </w:rPr>
-      </w:pPr>
-    </w:p>
-    <w:p>
-      <w:pPr>
-        <w:pStyle w:val="Paragraphedeliste"/>
-        <w:numPr>
-          <w:ilvl w:val="0"/>
-          <w:numId w:val="24"/>
-        </w:numPr>
+        <w:pStyle w:val="Titre4"/>
+      </w:pPr>
+      <w:r>
+        <w:t xml:space="preserve">Exercice </w:t>
+      </w:r>
+      <w:r>
+        <w:t>35</w:t>
+      </w:r>
+    </w:p>
+    <w:p>
+      <w:pPr>
         <w:rPr>
           <w:sz w:val="24"/>
           <w:szCs w:val="24"/>
@@ -11429,21 +10888,17 @@
     </w:p>
     <w:p>
       <w:pPr>
-        <w:rPr>
-          <w:rFonts w:eastAsiaTheme="minorEastAsia"/>
-          <w:sz w:val="24"/>
-          <w:szCs w:val="24"/>
-        </w:rPr>
-      </w:pPr>
-    </w:p>
-    <w:p>
-      <w:pPr>
-        <w:pStyle w:val="Paragraphedeliste"/>
-        <w:numPr>
-          <w:ilvl w:val="0"/>
-          <w:numId w:val="2"/>
-        </w:numPr>
-        <w:ind w:left="284"/>
+        <w:pStyle w:val="Titre4"/>
+      </w:pPr>
+      <w:r>
+        <w:t xml:space="preserve">Exercice </w:t>
+      </w:r>
+      <w:r>
+        <w:t>36</w:t>
+      </w:r>
+    </w:p>
+    <w:p>
+      <w:pPr>
         <w:rPr>
           <w:sz w:val="24"/>
           <w:szCs w:val="24"/>
@@ -11478,27 +10933,14 @@
     </w:p>
     <w:p>
       <w:pPr>
-        <w:pStyle w:val="Paragraphedeliste"/>
-        <w:ind w:left="284"/>
-        <w:rPr>
-          <w:sz w:val="24"/>
-          <w:szCs w:val="24"/>
-        </w:rPr>
-      </w:pPr>
-    </w:p>
-    <w:p>
-      <w:pPr>
-        <w:pStyle w:val="Paragraphedeliste"/>
-        <w:numPr>
-          <w:ilvl w:val="0"/>
-          <w:numId w:val="2"/>
-        </w:numPr>
-        <w:ind w:left="284"/>
-        <w:rPr>
-          <w:sz w:val="24"/>
-          <w:szCs w:val="24"/>
-        </w:rPr>
-      </w:pPr>
+        <w:pStyle w:val="Titre4"/>
+      </w:pPr>
+      <w:r>
+        <w:t xml:space="preserve">Exercice </w:t>
+      </w:r>
+      <w:r>
+        <w:t>37</w:t>
+      </w:r>
     </w:p>
     <w:p>
       <w:pPr>
@@ -11999,7 +11441,7 @@
             </mc:Choice>
             <mc:Fallback>
               <w:pict>
-                <v:rect w14:anchorId="379E146F" id="Rectangle 40" o:spid="_x0000_s1027" style="position:absolute;left:0;text-align:left;margin-left:0;margin-top:0;width:44.55pt;height:15.1pt;rotation:180;flip:x;z-index:251661312;visibility:visible;mso-wrap-style:square;mso-width-percent:0;mso-height-percent:0;mso-wrap-distance-left:9pt;mso-wrap-distance-top:0;mso-wrap-distance-right:9pt;mso-wrap-distance-bottom:0;mso-position-horizontal:center;mso-position-horizontal-relative:right-margin-area;mso-position-vertical:center;mso-position-vertical-relative:bottom-margin-area;mso-width-percent:0;mso-height-percent:0;mso-width-relative:page;mso-height-relative:bottom-margin-area;v-text-anchor:top" o:gfxdata="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" filled="f" fillcolor="#c0504d" stroked="f" strokecolor="#5c83b4" strokeweight="2.25pt">
+                <v:rect w14:anchorId="379E146F" id="Rectangle 40" o:spid="_x0000_s1026" style="position:absolute;left:0;text-align:left;margin-left:0;margin-top:0;width:44.55pt;height:15.1pt;rotation:180;flip:x;z-index:251661312;visibility:visible;mso-wrap-style:square;mso-width-percent:0;mso-height-percent:0;mso-wrap-distance-left:9pt;mso-wrap-distance-top:0;mso-wrap-distance-right:9pt;mso-wrap-distance-bottom:0;mso-position-horizontal:center;mso-position-horizontal-relative:right-margin-area;mso-position-vertical:center;mso-position-vertical-relative:bottom-margin-area;mso-width-percent:0;mso-height-percent:0;mso-width-relative:page;mso-height-relative:bottom-margin-area;v-text-anchor:top" o:gfxdata="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" filled="f" fillcolor="#c0504d" stroked="f" strokecolor="#5c83b4" strokeweight="2.25pt">
                   <v:textbox inset=",0,,0">
                     <w:txbxContent>
                       <w:p>
@@ -12181,7 +11623,7 @@
             </mc:Choice>
             <mc:Fallback>
               <w:pict>
-                <v:rect w14:anchorId="5D9E9625" id="Rectangle 1" o:spid="_x0000_s1028" style="position:absolute;left:0;text-align:left;margin-left:0;margin-top:0;width:44.55pt;height:15.1pt;rotation:180;flip:x;z-index:251659264;visibility:visible;mso-wrap-style:square;mso-width-percent:0;mso-height-percent:0;mso-wrap-distance-left:9pt;mso-wrap-distance-top:0;mso-wrap-distance-right:9pt;mso-wrap-distance-bottom:0;mso-position-horizontal:center;mso-position-horizontal-relative:right-margin-area;mso-position-vertical:center;mso-position-vertical-relative:bottom-margin-area;mso-width-percent:0;mso-height-percent:0;mso-width-relative:page;mso-height-relative:bottom-margin-area;v-text-anchor:top" o:gfxdata="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" filled="f" fillcolor="#c0504d" stroked="f" strokecolor="#5c83b4" strokeweight="2.25pt">
+                <v:rect w14:anchorId="5D9E9625" id="Rectangle 1" o:spid="_x0000_s1027" style="position:absolute;left:0;text-align:left;margin-left:0;margin-top:0;width:44.55pt;height:15.1pt;rotation:180;flip:x;z-index:251659264;visibility:visible;mso-wrap-style:square;mso-width-percent:0;mso-height-percent:0;mso-wrap-distance-left:9pt;mso-wrap-distance-top:0;mso-wrap-distance-right:9pt;mso-wrap-distance-bottom:0;mso-position-horizontal:center;mso-position-horizontal-relative:right-margin-area;mso-position-vertical:center;mso-position-vertical-relative:bottom-margin-area;mso-width-percent:0;mso-height-percent:0;mso-width-relative:page;mso-height-relative:bottom-margin-area;v-text-anchor:top" o:gfxdata="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" filled="f" fillcolor="#c0504d" stroked="f" strokecolor="#5c83b4" strokeweight="2.25pt">
                   <v:textbox inset=",0,,0">
                     <w:txbxContent>
                       <w:p>
@@ -15213,25 +14655,28 @@
   </w:style>
   <w:style w:type="paragraph" w:styleId="Titre4">
     <w:name w:val="heading 4"/>
-    <w:basedOn w:val="Normal"/>
     <w:next w:val="Normal"/>
     <w:link w:val="Titre4Car"/>
     <w:uiPriority w:val="9"/>
-    <w:semiHidden/>
     <w:unhideWhenUsed/>
     <w:qFormat/>
-    <w:rsid w:val="006B5EE9"/>
+    <w:rsid w:val="006F75A3"/>
     <w:pPr>
       <w:keepNext/>
       <w:keepLines/>
-      <w:spacing w:before="40" w:after="0" w:line="259" w:lineRule="auto"/>
+      <w:pBdr>
+        <w:bottom w:val="single" w:sz="8" w:space="1" w:color="auto"/>
+      </w:pBdr>
+      <w:spacing w:before="120" w:after="180"/>
       <w:outlineLvl w:val="3"/>
     </w:pPr>
     <w:rPr>
-      <w:rFonts w:asciiTheme="majorHAnsi" w:eastAsiaTheme="majorEastAsia" w:hAnsiTheme="majorHAnsi" w:cstheme="majorBidi"/>
+      <w:rFonts w:eastAsiaTheme="majorEastAsia" w:cstheme="majorBidi"/>
+      <w:b/>
       <w:i/>
       <w:iCs/>
-      <w:color w:val="2F5496" w:themeColor="accent1" w:themeShade="BF"/>
+      <w:color w:val="000000" w:themeColor="text1"/>
+      <w:sz w:val="24"/>
     </w:rPr>
   </w:style>
   <w:style w:type="paragraph" w:styleId="Titre5">
@@ -15971,13 +15416,14 @@
     <w:basedOn w:val="Policepardfaut"/>
     <w:link w:val="Titre4"/>
     <w:uiPriority w:val="9"/>
-    <w:semiHidden/>
-    <w:rsid w:val="006B5EE9"/>
+    <w:rsid w:val="006F75A3"/>
     <w:rPr>
-      <w:rFonts w:asciiTheme="majorHAnsi" w:eastAsiaTheme="majorEastAsia" w:hAnsiTheme="majorHAnsi" w:cstheme="majorBidi"/>
+      <w:rFonts w:eastAsiaTheme="majorEastAsia" w:cstheme="majorBidi"/>
+      <w:b/>
       <w:i/>
       <w:iCs/>
-      <w:color w:val="2F5496" w:themeColor="accent1" w:themeShade="BF"/>
+      <w:color w:val="000000" w:themeColor="text1"/>
+      <w:sz w:val="24"/>
     </w:rPr>
   </w:style>
   <w:style w:type="character" w:customStyle="1" w:styleId="Titre5Car">

--- a/examens/1/travail_de_vacances/1 - CORRECTIF_travail de vacances sans solides.docx
+++ b/examens/1/travail_de_vacances/1 - CORRECTIF_travail de vacances sans solides.docx
@@ -1,6 +1,6 @@
 
 <file path=word/document.xml><?xml version="1.0" encoding="utf-8"?>
-<w:document xmlns:wpc="http://schemas.microsoft.com/office/word/2010/wordprocessingCanvas" xmlns:cx="http://schemas.microsoft.com/office/drawing/2014/chartex" xmlns:cx1="http://schemas.microsoft.com/office/drawing/2015/9/8/chartex" xmlns:cx2="http://schemas.microsoft.com/office/drawing/2015/10/21/chartex" xmlns:cx3="http://schemas.microsoft.com/office/drawing/2016/5/9/chartex" xmlns:cx4="http://schemas.microsoft.com/office/drawing/2016/5/10/chartex" xmlns:cx5="http://schemas.microsoft.com/office/drawing/2016/5/11/chartex" xmlns:cx6="http://schemas.microsoft.com/office/drawing/2016/5/12/chartex" xmlns:cx7="http://schemas.microsoft.com/office/drawing/2016/5/13/chartex" xmlns:cx8="http://schemas.microsoft.com/office/drawing/2016/5/14/chartex" xmlns:mc="http://schemas.openxmlformats.org/markup-compatibility/2006" xmlns:aink="http://schemas.microsoft.com/office/drawing/2016/ink" xmlns:am3d="http://schemas.microsoft.com/office/drawing/2017/model3d" xmlns:o="urn:schemas-microsoft-com:office:office" xmlns:oel="http://schemas.microsoft.com/office/2019/extlst" xmlns:r="http://schemas.openxmlformats.org/officeDocument/2006/relationships" xmlns:m="http://schemas.openxmlformats.org/officeDocument/2006/math" xmlns:v="urn:schemas-microsoft-com:vml" xmlns:wp14="http://schemas.microsoft.com/office/word/2010/wordprocessingDrawing" xmlns:wp="http://schemas.openxmlformats.org/drawingml/2006/wordprocessingDrawing" xmlns:w10="urn:schemas-microsoft-com:office:word" xmlns:w="http://schemas.openxmlformats.org/wordprocessingml/2006/main" xmlns:w14="http://schemas.microsoft.com/office/word/2010/wordml" xmlns:w15="http://schemas.microsoft.com/office/word/2012/wordml" xmlns:w16cex="http://schemas.microsoft.com/office/word/2018/wordml/cex" xmlns:w16cid="http://schemas.microsoft.com/office/word/2016/wordml/cid" xmlns:w16="http://schemas.microsoft.com/office/word/2018/wordml" xmlns:w16sdtdh="http://schemas.microsoft.com/office/word/2020/wordml/sdtdatahash" xmlns:w16se="http://schemas.microsoft.com/office/word/2015/wordml/symex" xmlns:wpg="http://schemas.microsoft.com/office/word/2010/wordprocessingGroup" xmlns:wpi="http://schemas.microsoft.com/office/word/2010/wordprocessingInk" xmlns:wne="http://schemas.microsoft.com/office/word/2006/wordml" xmlns:wps="http://schemas.microsoft.com/office/word/2010/wordprocessingShape" mc:Ignorable="w14 w15 w16se w16cid w16 w16cex w16sdtdh wp14">
+<w:document xmlns:wpc="http://schemas.microsoft.com/office/word/2010/wordprocessingCanvas" xmlns:cx="http://schemas.microsoft.com/office/drawing/2014/chartex" xmlns:cx1="http://schemas.microsoft.com/office/drawing/2015/9/8/chartex" xmlns:cx2="http://schemas.microsoft.com/office/drawing/2015/10/21/chartex" xmlns:cx3="http://schemas.microsoft.com/office/drawing/2016/5/9/chartex" xmlns:cx4="http://schemas.microsoft.com/office/drawing/2016/5/10/chartex" xmlns:cx5="http://schemas.microsoft.com/office/drawing/2016/5/11/chartex" xmlns:cx6="http://schemas.microsoft.com/office/drawing/2016/5/12/chartex" xmlns:cx7="http://schemas.microsoft.com/office/drawing/2016/5/13/chartex" xmlns:cx8="http://schemas.microsoft.com/office/drawing/2016/5/14/chartex" xmlns:mc="http://schemas.openxmlformats.org/markup-compatibility/2006" xmlns:aink="http://schemas.microsoft.com/office/drawing/2016/ink" xmlns:am3d="http://schemas.microsoft.com/office/drawing/2017/model3d" xmlns:o="urn:schemas-microsoft-com:office:office" xmlns:oel="http://schemas.microsoft.com/office/2019/extlst" xmlns:r="http://schemas.openxmlformats.org/officeDocument/2006/relationships" xmlns:m="http://schemas.openxmlformats.org/officeDocument/2006/math" xmlns:v="urn:schemas-microsoft-com:vml" xmlns:wp14="http://schemas.microsoft.com/office/word/2010/wordprocessingDrawing" xmlns:wp="http://schemas.openxmlformats.org/drawingml/2006/wordprocessingDrawing" xmlns:w10="urn:schemas-microsoft-com:office:word" xmlns:w="http://schemas.openxmlformats.org/wordprocessingml/2006/main" xmlns:w14="http://schemas.microsoft.com/office/word/2010/wordml" xmlns:w15="http://schemas.microsoft.com/office/word/2012/wordml" xmlns:w16cex="http://schemas.microsoft.com/office/word/2018/wordml/cex" xmlns:w16cid="http://schemas.microsoft.com/office/word/2016/wordml/cid" xmlns:w16="http://schemas.microsoft.com/office/word/2018/wordml" xmlns:w16du="http://schemas.microsoft.com/office/word/2023/wordml/word16du" xmlns:w16sdtdh="http://schemas.microsoft.com/office/word/2020/wordml/sdtdatahash" xmlns:w16se="http://schemas.microsoft.com/office/word/2015/wordml/symex" xmlns:wpg="http://schemas.microsoft.com/office/word/2010/wordprocessingGroup" xmlns:wpi="http://schemas.microsoft.com/office/word/2010/wordprocessingInk" xmlns:wne="http://schemas.microsoft.com/office/word/2006/wordml" xmlns:wps="http://schemas.microsoft.com/office/word/2010/wordprocessingShape" mc:Ignorable="w14 w15 w16se w16cid w16 w16cex w16sdtdh w16du wp14">
   <w:body>
     <w:p>
       <w:r>
@@ -314,18 +314,6 @@
             <w:pPr>
               <w:spacing w:before="120" w:after="120"/>
             </w:pPr>
-            <w:r>
-              <w:rPr>
-                <w:rFonts w:ascii="Trebuchet MS" w:hAnsi="Trebuchet MS"/>
-              </w:rPr>
-              <w:t xml:space="preserve">Année : </w:t>
-            </w:r>
-            <w:r>
-              <w:rPr>
-                <w:rFonts w:ascii="Trebuchet MS" w:hAnsi="Trebuchet MS"/>
-              </w:rPr>
-              <w:t>2022 - 2023</w:t>
-            </w:r>
           </w:p>
         </w:tc>
         <w:tc>
@@ -479,10 +467,7 @@
         <w:pStyle w:val="Titre4"/>
       </w:pPr>
       <w:r>
-        <w:t xml:space="preserve">Exercice </w:t>
-      </w:r>
-      <w:r>
-        <w:t>2</w:t>
+        <w:t>Exercice 2</w:t>
       </w:r>
     </w:p>
     <w:p>
@@ -545,10 +530,7 @@
         <w:pStyle w:val="Titre4"/>
       </w:pPr>
       <w:r>
-        <w:t xml:space="preserve">Exercice </w:t>
-      </w:r>
-      <w:r>
-        <w:t>3</w:t>
+        <w:t>Exercice 3</w:t>
       </w:r>
     </w:p>
     <w:tbl>
@@ -1817,10 +1799,7 @@
         <w:pStyle w:val="Titre4"/>
       </w:pPr>
       <w:r>
-        <w:t xml:space="preserve">Exercice </w:t>
-      </w:r>
-      <w:r>
-        <w:t>4</w:t>
+        <w:t>Exercice 4</w:t>
       </w:r>
     </w:p>
     <w:p>
@@ -1950,10 +1929,7 @@
         </w:sectPr>
       </w:pPr>
       <w:r>
-        <w:t xml:space="preserve">Exercice </w:t>
-      </w:r>
-      <w:r>
-        <w:t>5</w:t>
+        <w:t>Exercice 5</w:t>
       </w:r>
     </w:p>
     <w:p>
@@ -2220,10 +2196,7 @@
         <w:spacing w:before="360"/>
       </w:pPr>
       <w:r>
-        <w:t xml:space="preserve">Exercice </w:t>
-      </w:r>
-      <w:r>
-        <w:t>6</w:t>
+        <w:t>Exercice 6</w:t>
       </w:r>
     </w:p>
     <w:tbl>
@@ -3192,10 +3165,7 @@
       </w:pPr>
       <w:r>
         <w:lastRenderedPageBreak/>
-        <w:t xml:space="preserve">Exercice </w:t>
-      </w:r>
-      <w:r>
-        <w:t>7</w:t>
+        <w:t>Exercice 7</w:t>
       </w:r>
     </w:p>
     <w:p>
@@ -3688,10 +3658,7 @@
         <w:pStyle w:val="Titre4"/>
       </w:pPr>
       <w:r>
-        <w:t xml:space="preserve">Exercice </w:t>
-      </w:r>
-      <w:r>
-        <w:t>8</w:t>
+        <w:t>Exercice 8</w:t>
       </w:r>
     </w:p>
     <w:p>
@@ -3789,10 +3756,7 @@
         <w:pStyle w:val="Titre4"/>
       </w:pPr>
       <w:r>
-        <w:t xml:space="preserve">Exercice </w:t>
-      </w:r>
-      <w:r>
-        <w:t>9</w:t>
+        <w:t>Exercice 9</w:t>
       </w:r>
     </w:p>
     <w:p>
@@ -4111,10 +4075,7 @@
         <w:pStyle w:val="Titre4"/>
       </w:pPr>
       <w:r>
-        <w:t xml:space="preserve">Exercice </w:t>
-      </w:r>
-      <w:r>
-        <w:t>10</w:t>
+        <w:t>Exercice 10</w:t>
       </w:r>
     </w:p>
     <w:p>
@@ -4212,10 +4173,7 @@
         <w:pStyle w:val="Titre4"/>
       </w:pPr>
       <w:r>
-        <w:t xml:space="preserve">Exercice </w:t>
-      </w:r>
-      <w:r>
-        <w:t>11</w:t>
+        <w:t>Exercice 11</w:t>
       </w:r>
     </w:p>
     <w:p>
@@ -4354,10 +4312,7 @@
         <w:pStyle w:val="Titre4"/>
       </w:pPr>
       <w:r>
-        <w:t xml:space="preserve">Exercice </w:t>
-      </w:r>
-      <w:r>
-        <w:t>12</w:t>
+        <w:t>Exercice 12</w:t>
       </w:r>
     </w:p>
     <w:p>
@@ -4447,10 +4402,7 @@
       </w:pPr>
       <w:r>
         <w:lastRenderedPageBreak/>
-        <w:t xml:space="preserve">Exercice </w:t>
-      </w:r>
-      <w:r>
-        <w:t>13</w:t>
+        <w:t>Exercice 13</w:t>
       </w:r>
     </w:p>
     <w:p>
@@ -5038,10 +4990,7 @@
         <w:pStyle w:val="Titre4"/>
       </w:pPr>
       <w:r>
-        <w:t xml:space="preserve">Exercice </w:t>
-      </w:r>
-      <w:r>
-        <w:t>14</w:t>
+        <w:t>Exercice 14</w:t>
       </w:r>
     </w:p>
     <w:p>
@@ -5472,10 +5421,7 @@
         </w:sectPr>
       </w:pPr>
       <w:r>
-        <w:t xml:space="preserve">Exercice </w:t>
-      </w:r>
-      <w:r>
-        <w:t>15</w:t>
+        <w:t>Exercice 15</w:t>
       </w:r>
     </w:p>
     <w:p>
@@ -5584,10 +5530,7 @@
         <w:pStyle w:val="Titre4"/>
       </w:pPr>
       <w:r>
-        <w:t xml:space="preserve">Exercice </w:t>
-      </w:r>
-      <w:r>
-        <w:t>16</w:t>
+        <w:t>Exercice 16</w:t>
       </w:r>
     </w:p>
     <w:p>
@@ -5818,10 +5761,7 @@
         </w:sectPr>
       </w:pPr>
       <w:r>
-        <w:t xml:space="preserve">Exercice </w:t>
-      </w:r>
-      <w:r>
-        <w:t>17</w:t>
+        <w:t>Exercice 17</w:t>
       </w:r>
     </w:p>
     <w:p>
@@ -6215,10 +6155,7 @@
         </w:sectPr>
       </w:pPr>
       <w:r>
-        <w:t xml:space="preserve">Exercice </w:t>
-      </w:r>
-      <w:r>
-        <w:t>18</w:t>
+        <w:t>Exercice 18</w:t>
       </w:r>
     </w:p>
     <w:p>
@@ -6550,10 +6487,7 @@
         </w:sectPr>
       </w:pPr>
       <w:r>
-        <w:t>Exercice 1</w:t>
-      </w:r>
-      <w:r>
-        <w:t>9</w:t>
+        <w:t>Exercice 19</w:t>
       </w:r>
     </w:p>
     <w:p>
@@ -6658,10 +6592,7 @@
         </w:sectPr>
       </w:pPr>
       <w:r>
-        <w:t xml:space="preserve">Exercice </w:t>
-      </w:r>
-      <w:r>
-        <w:t>20</w:t>
+        <w:t>Exercice 20</w:t>
       </w:r>
     </w:p>
     <w:p>
@@ -7248,10 +7179,7 @@
         <w:pStyle w:val="Titre4"/>
       </w:pPr>
       <w:r>
-        <w:t xml:space="preserve">Exercice </w:t>
-      </w:r>
-      <w:r>
-        <w:t>22</w:t>
+        <w:t>Exercice 22</w:t>
       </w:r>
     </w:p>
     <w:p>
@@ -7355,10 +7283,7 @@
         <w:pStyle w:val="Titre4"/>
       </w:pPr>
       <w:r>
-        <w:t xml:space="preserve">Exercice </w:t>
-      </w:r>
-      <w:r>
-        <w:t>23</w:t>
+        <w:t>Exercice 23</w:t>
       </w:r>
     </w:p>
     <w:p>
@@ -7719,10 +7644,7 @@
         <w:pStyle w:val="Titre4"/>
       </w:pPr>
       <w:r>
-        <w:t xml:space="preserve">Exercice </w:t>
-      </w:r>
-      <w:r>
-        <w:t>25</w:t>
+        <w:t>Exercice 25</w:t>
       </w:r>
     </w:p>
     <w:tbl>
@@ -8265,10 +8187,7 @@
         <w:pStyle w:val="Titre4"/>
       </w:pPr>
       <w:r>
-        <w:t xml:space="preserve">Exercice </w:t>
-      </w:r>
-      <w:r>
-        <w:t>26</w:t>
+        <w:t>Exercice 26</w:t>
       </w:r>
     </w:p>
     <w:p>
@@ -8454,10 +8373,7 @@
         <w:pStyle w:val="Titre4"/>
       </w:pPr>
       <w:r>
-        <w:t xml:space="preserve">Exercice </w:t>
-      </w:r>
-      <w:r>
-        <w:t>27</w:t>
+        <w:t>Exercice 27</w:t>
       </w:r>
     </w:p>
     <w:p>
@@ -8828,10 +8744,7 @@
       </w:pPr>
       <w:r>
         <w:lastRenderedPageBreak/>
-        <w:t xml:space="preserve">Exercice </w:t>
-      </w:r>
-      <w:r>
-        <w:t>28</w:t>
+        <w:t>Exercice 28</w:t>
       </w:r>
     </w:p>
     <w:p>
@@ -8897,10 +8810,7 @@
         <w:pStyle w:val="Titre4"/>
       </w:pPr>
       <w:r>
-        <w:t xml:space="preserve">Exercice </w:t>
-      </w:r>
-      <w:r>
-        <w:t>29</w:t>
+        <w:t>Exercice 29</w:t>
       </w:r>
     </w:p>
     <w:p>
@@ -9052,10 +8962,7 @@
         </w:sectPr>
       </w:pPr>
       <w:r>
-        <w:t xml:space="preserve">Exercice </w:t>
-      </w:r>
-      <w:r>
-        <w:t>30</w:t>
+        <w:t>Exercice 30</w:t>
       </w:r>
     </w:p>
     <w:p>
@@ -9251,10 +9158,7 @@
         <w:t xml:space="preserve"> </w:t>
       </w:r>
       <w:r>
-        <w:t xml:space="preserve">Exercice </w:t>
-      </w:r>
-      <w:r>
-        <w:t>31</w:t>
+        <w:t>Exercice 31</w:t>
       </w:r>
     </w:p>
     <w:p>
@@ -9641,10 +9545,7 @@
         <w:pStyle w:val="Titre4"/>
       </w:pPr>
       <w:r>
-        <w:t xml:space="preserve">Exercice </w:t>
-      </w:r>
-      <w:r>
-        <w:t>32</w:t>
+        <w:t>Exercice 32</w:t>
       </w:r>
     </w:p>
     <w:p>
@@ -9745,10 +9646,7 @@
         <w:pStyle w:val="Titre4"/>
       </w:pPr>
       <w:r>
-        <w:t xml:space="preserve">Exercice </w:t>
-      </w:r>
-      <w:r>
-        <w:t>33</w:t>
+        <w:t>Exercice 33</w:t>
       </w:r>
     </w:p>
     <w:p>
@@ -9941,10 +9839,7 @@
       </w:pPr>
       <w:r>
         <w:lastRenderedPageBreak/>
-        <w:t xml:space="preserve">Exercice </w:t>
-      </w:r>
-      <w:r>
-        <w:t>34</w:t>
+        <w:t>Exercice 34</w:t>
       </w:r>
     </w:p>
     <w:p>
@@ -10676,10 +10571,7 @@
         <w:pStyle w:val="Titre4"/>
       </w:pPr>
       <w:r>
-        <w:t xml:space="preserve">Exercice </w:t>
-      </w:r>
-      <w:r>
-        <w:t>35</w:t>
+        <w:t>Exercice 35</w:t>
       </w:r>
     </w:p>
     <w:p>
@@ -10891,10 +10783,7 @@
         <w:pStyle w:val="Titre4"/>
       </w:pPr>
       <w:r>
-        <w:t xml:space="preserve">Exercice </w:t>
-      </w:r>
-      <w:r>
-        <w:t>36</w:t>
+        <w:t>Exercice 36</w:t>
       </w:r>
     </w:p>
     <w:p>
@@ -10936,10 +10825,7 @@
         <w:pStyle w:val="Titre4"/>
       </w:pPr>
       <w:r>
-        <w:t xml:space="preserve">Exercice </w:t>
-      </w:r>
-      <w:r>
-        <w:t>37</w:t>
+        <w:t>Exercice 37</w:t>
       </w:r>
     </w:p>
     <w:p>
@@ -11279,7 +11165,7 @@
 </file>
 
 <file path=word/endnotes.xml><?xml version="1.0" encoding="utf-8"?>
-<w:endnotes xmlns:wpc="http://schemas.microsoft.com/office/word/2010/wordprocessingCanvas" xmlns:cx="http://schemas.microsoft.com/office/drawing/2014/chartex" xmlns:cx1="http://schemas.microsoft.com/office/drawing/2015/9/8/chartex" xmlns:cx2="http://schemas.microsoft.com/office/drawing/2015/10/21/chartex" xmlns:cx3="http://schemas.microsoft.com/office/drawing/2016/5/9/chartex" xmlns:cx4="http://schemas.microsoft.com/office/drawing/2016/5/10/chartex" xmlns:cx5="http://schemas.microsoft.com/office/drawing/2016/5/11/chartex" xmlns:cx6="http://schemas.microsoft.com/office/drawing/2016/5/12/chartex" xmlns:cx7="http://schemas.microsoft.com/office/drawing/2016/5/13/chartex" xmlns:cx8="http://schemas.microsoft.com/office/drawing/2016/5/14/chartex" xmlns:mc="http://schemas.openxmlformats.org/markup-compatibility/2006" xmlns:aink="http://schemas.microsoft.com/office/drawing/2016/ink" xmlns:am3d="http://schemas.microsoft.com/office/drawing/2017/model3d" xmlns:o="urn:schemas-microsoft-com:office:office" xmlns:oel="http://schemas.microsoft.com/office/2019/extlst" xmlns:r="http://schemas.openxmlformats.org/officeDocument/2006/relationships" xmlns:m="http://schemas.openxmlformats.org/officeDocument/2006/math" xmlns:v="urn:schemas-microsoft-com:vml" xmlns:wp14="http://schemas.microsoft.com/office/word/2010/wordprocessingDrawing" xmlns:wp="http://schemas.openxmlformats.org/drawingml/2006/wordprocessingDrawing" xmlns:w10="urn:schemas-microsoft-com:office:word" xmlns:w="http://schemas.openxmlformats.org/wordprocessingml/2006/main" xmlns:w14="http://schemas.microsoft.com/office/word/2010/wordml" xmlns:w15="http://schemas.microsoft.com/office/word/2012/wordml" xmlns:w16cex="http://schemas.microsoft.com/office/word/2018/wordml/cex" xmlns:w16cid="http://schemas.microsoft.com/office/word/2016/wordml/cid" xmlns:w16="http://schemas.microsoft.com/office/word/2018/wordml" xmlns:w16sdtdh="http://schemas.microsoft.com/office/word/2020/wordml/sdtdatahash" xmlns:w16se="http://schemas.microsoft.com/office/word/2015/wordml/symex" xmlns:wpg="http://schemas.microsoft.com/office/word/2010/wordprocessingGroup" xmlns:wpi="http://schemas.microsoft.com/office/word/2010/wordprocessingInk" xmlns:wne="http://schemas.microsoft.com/office/word/2006/wordml" xmlns:wps="http://schemas.microsoft.com/office/word/2010/wordprocessingShape" mc:Ignorable="w14 w15 w16se w16cid w16 w16cex w16sdtdh wp14">
+<w:endnotes xmlns:wpc="http://schemas.microsoft.com/office/word/2010/wordprocessingCanvas" xmlns:cx="http://schemas.microsoft.com/office/drawing/2014/chartex" xmlns:cx1="http://schemas.microsoft.com/office/drawing/2015/9/8/chartex" xmlns:cx2="http://schemas.microsoft.com/office/drawing/2015/10/21/chartex" xmlns:cx3="http://schemas.microsoft.com/office/drawing/2016/5/9/chartex" xmlns:cx4="http://schemas.microsoft.com/office/drawing/2016/5/10/chartex" xmlns:cx5="http://schemas.microsoft.com/office/drawing/2016/5/11/chartex" xmlns:cx6="http://schemas.microsoft.com/office/drawing/2016/5/12/chartex" xmlns:cx7="http://schemas.microsoft.com/office/drawing/2016/5/13/chartex" xmlns:cx8="http://schemas.microsoft.com/office/drawing/2016/5/14/chartex" xmlns:mc="http://schemas.openxmlformats.org/markup-compatibility/2006" xmlns:aink="http://schemas.microsoft.com/office/drawing/2016/ink" xmlns:am3d="http://schemas.microsoft.com/office/drawing/2017/model3d" xmlns:o="urn:schemas-microsoft-com:office:office" xmlns:oel="http://schemas.microsoft.com/office/2019/extlst" xmlns:r="http://schemas.openxmlformats.org/officeDocument/2006/relationships" xmlns:m="http://schemas.openxmlformats.org/officeDocument/2006/math" xmlns:v="urn:schemas-microsoft-com:vml" xmlns:wp14="http://schemas.microsoft.com/office/word/2010/wordprocessingDrawing" xmlns:wp="http://schemas.openxmlformats.org/drawingml/2006/wordprocessingDrawing" xmlns:w10="urn:schemas-microsoft-com:office:word" xmlns:w="http://schemas.openxmlformats.org/wordprocessingml/2006/main" xmlns:w14="http://schemas.microsoft.com/office/word/2010/wordml" xmlns:w15="http://schemas.microsoft.com/office/word/2012/wordml" xmlns:w16cex="http://schemas.microsoft.com/office/word/2018/wordml/cex" xmlns:w16cid="http://schemas.microsoft.com/office/word/2016/wordml/cid" xmlns:w16="http://schemas.microsoft.com/office/word/2018/wordml" xmlns:w16du="http://schemas.microsoft.com/office/word/2023/wordml/word16du" xmlns:w16sdtdh="http://schemas.microsoft.com/office/word/2020/wordml/sdtdatahash" xmlns:w16se="http://schemas.microsoft.com/office/word/2015/wordml/symex" xmlns:wpg="http://schemas.microsoft.com/office/word/2010/wordprocessingGroup" xmlns:wpi="http://schemas.microsoft.com/office/word/2010/wordprocessingInk" xmlns:wne="http://schemas.microsoft.com/office/word/2006/wordml" xmlns:wps="http://schemas.microsoft.com/office/word/2010/wordprocessingShape" mc:Ignorable="w14 w15 w16se w16cid w16 w16cex w16sdtdh w16du wp14">
   <w:endnote w:type="separator" w:id="-1">
     <w:p>
       <w:pPr>
@@ -11304,7 +11190,7 @@
 </file>
 
 <file path=word/footer1.xml><?xml version="1.0" encoding="utf-8"?>
-<w:ftr xmlns:wpc="http://schemas.microsoft.com/office/word/2010/wordprocessingCanvas" xmlns:cx="http://schemas.microsoft.com/office/drawing/2014/chartex" xmlns:cx1="http://schemas.microsoft.com/office/drawing/2015/9/8/chartex" xmlns:cx2="http://schemas.microsoft.com/office/drawing/2015/10/21/chartex" xmlns:cx3="http://schemas.microsoft.com/office/drawing/2016/5/9/chartex" xmlns:cx4="http://schemas.microsoft.com/office/drawing/2016/5/10/chartex" xmlns:cx5="http://schemas.microsoft.com/office/drawing/2016/5/11/chartex" xmlns:cx6="http://schemas.microsoft.com/office/drawing/2016/5/12/chartex" xmlns:cx7="http://schemas.microsoft.com/office/drawing/2016/5/13/chartex" xmlns:cx8="http://schemas.microsoft.com/office/drawing/2016/5/14/chartex" xmlns:mc="http://schemas.openxmlformats.org/markup-compatibility/2006" xmlns:aink="http://schemas.microsoft.com/office/drawing/2016/ink" xmlns:am3d="http://schemas.microsoft.com/office/drawing/2017/model3d" xmlns:o="urn:schemas-microsoft-com:office:office" xmlns:oel="http://schemas.microsoft.com/office/2019/extlst" xmlns:r="http://schemas.openxmlformats.org/officeDocument/2006/relationships" xmlns:m="http://schemas.openxmlformats.org/officeDocument/2006/math" xmlns:v="urn:schemas-microsoft-com:vml" xmlns:wp14="http://schemas.microsoft.com/office/word/2010/wordprocessingDrawing" xmlns:wp="http://schemas.openxmlformats.org/drawingml/2006/wordprocessingDrawing" xmlns:w10="urn:schemas-microsoft-com:office:word" xmlns:w="http://schemas.openxmlformats.org/wordprocessingml/2006/main" xmlns:w14="http://schemas.microsoft.com/office/word/2010/wordml" xmlns:w15="http://schemas.microsoft.com/office/word/2012/wordml" xmlns:w16cex="http://schemas.microsoft.com/office/word/2018/wordml/cex" xmlns:w16cid="http://schemas.microsoft.com/office/word/2016/wordml/cid" xmlns:w16="http://schemas.microsoft.com/office/word/2018/wordml" xmlns:w16sdtdh="http://schemas.microsoft.com/office/word/2020/wordml/sdtdatahash" xmlns:w16se="http://schemas.microsoft.com/office/word/2015/wordml/symex" xmlns:wpg="http://schemas.microsoft.com/office/word/2010/wordprocessingGroup" xmlns:wpi="http://schemas.microsoft.com/office/word/2010/wordprocessingInk" xmlns:wne="http://schemas.microsoft.com/office/word/2006/wordml" xmlns:wps="http://schemas.microsoft.com/office/word/2010/wordprocessingShape" mc:Ignorable="w14 w15 w16se w16cid w16 w16cex w16sdtdh wp14">
+<w:ftr xmlns:wpc="http://schemas.microsoft.com/office/word/2010/wordprocessingCanvas" xmlns:cx="http://schemas.microsoft.com/office/drawing/2014/chartex" xmlns:cx1="http://schemas.microsoft.com/office/drawing/2015/9/8/chartex" xmlns:cx2="http://schemas.microsoft.com/office/drawing/2015/10/21/chartex" xmlns:cx3="http://schemas.microsoft.com/office/drawing/2016/5/9/chartex" xmlns:cx4="http://schemas.microsoft.com/office/drawing/2016/5/10/chartex" xmlns:cx5="http://schemas.microsoft.com/office/drawing/2016/5/11/chartex" xmlns:cx6="http://schemas.microsoft.com/office/drawing/2016/5/12/chartex" xmlns:cx7="http://schemas.microsoft.com/office/drawing/2016/5/13/chartex" xmlns:cx8="http://schemas.microsoft.com/office/drawing/2016/5/14/chartex" xmlns:mc="http://schemas.openxmlformats.org/markup-compatibility/2006" xmlns:aink="http://schemas.microsoft.com/office/drawing/2016/ink" xmlns:am3d="http://schemas.microsoft.com/office/drawing/2017/model3d" xmlns:o="urn:schemas-microsoft-com:office:office" xmlns:oel="http://schemas.microsoft.com/office/2019/extlst" xmlns:r="http://schemas.openxmlformats.org/officeDocument/2006/relationships" xmlns:m="http://schemas.openxmlformats.org/officeDocument/2006/math" xmlns:v="urn:schemas-microsoft-com:vml" xmlns:wp14="http://schemas.microsoft.com/office/word/2010/wordprocessingDrawing" xmlns:wp="http://schemas.openxmlformats.org/drawingml/2006/wordprocessingDrawing" xmlns:w10="urn:schemas-microsoft-com:office:word" xmlns:w="http://schemas.openxmlformats.org/wordprocessingml/2006/main" xmlns:w14="http://schemas.microsoft.com/office/word/2010/wordml" xmlns:w15="http://schemas.microsoft.com/office/word/2012/wordml" xmlns:w16cex="http://schemas.microsoft.com/office/word/2018/wordml/cex" xmlns:w16cid="http://schemas.microsoft.com/office/word/2016/wordml/cid" xmlns:w16="http://schemas.microsoft.com/office/word/2018/wordml" xmlns:w16du="http://schemas.microsoft.com/office/word/2023/wordml/word16du" xmlns:w16sdtdh="http://schemas.microsoft.com/office/word/2020/wordml/sdtdatahash" xmlns:w16se="http://schemas.microsoft.com/office/word/2015/wordml/symex" xmlns:wpg="http://schemas.microsoft.com/office/word/2010/wordprocessingGroup" xmlns:wpi="http://schemas.microsoft.com/office/word/2010/wordprocessingInk" xmlns:wne="http://schemas.microsoft.com/office/word/2006/wordml" xmlns:wps="http://schemas.microsoft.com/office/word/2010/wordprocessingShape" mc:Ignorable="w14 w15 w16se w16cid w16 w16cex w16sdtdh w16du wp14">
   <w:p>
     <w:pPr>
       <w:pStyle w:val="En-tte"/>
@@ -11441,7 +11327,7 @@
             </mc:Choice>
             <mc:Fallback>
               <w:pict>
-                <v:rect w14:anchorId="379E146F" id="Rectangle 40" o:spid="_x0000_s1026" style="position:absolute;left:0;text-align:left;margin-left:0;margin-top:0;width:44.55pt;height:15.1pt;rotation:180;flip:x;z-index:251661312;visibility:visible;mso-wrap-style:square;mso-width-percent:0;mso-height-percent:0;mso-wrap-distance-left:9pt;mso-wrap-distance-top:0;mso-wrap-distance-right:9pt;mso-wrap-distance-bottom:0;mso-position-horizontal:center;mso-position-horizontal-relative:right-margin-area;mso-position-vertical:center;mso-position-vertical-relative:bottom-margin-area;mso-width-percent:0;mso-height-percent:0;mso-width-relative:page;mso-height-relative:bottom-margin-area;v-text-anchor:top" o:gfxdata="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" filled="f" fillcolor="#c0504d" stroked="f" strokecolor="#5c83b4" strokeweight="2.25pt">
+                <v:rect w14:anchorId="379E146F" id="Rectangle 40" o:spid="_x0000_s1026" style="position:absolute;left:0;text-align:left;margin-left:0;margin-top:0;width:44.55pt;height:15.1pt;rotation:180;flip:x;z-index:251661312;visibility:visible;mso-wrap-style:square;mso-width-percent:0;mso-height-percent:0;mso-wrap-distance-left:9pt;mso-wrap-distance-top:0;mso-wrap-distance-right:9pt;mso-wrap-distance-bottom:0;mso-position-horizontal:center;mso-position-horizontal-relative:right-margin-area;mso-position-vertical:center;mso-position-vertical-relative:bottom-margin-area;mso-width-percent:0;mso-height-percent:0;mso-width-relative:page;mso-height-relative:bottom-margin-area;v-text-anchor:top" o:gfxdata="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" filled="f" fillcolor="#c0504d" stroked="f" strokecolor="#5c83b4" strokeweight="2.25pt">
                   <v:textbox inset=",0,,0">
                     <w:txbxContent>
                       <w:p>
@@ -11486,7 +11372,7 @@
 </file>
 
 <file path=word/footer2.xml><?xml version="1.0" encoding="utf-8"?>
-<w:ftr xmlns:wpc="http://schemas.microsoft.com/office/word/2010/wordprocessingCanvas" xmlns:cx="http://schemas.microsoft.com/office/drawing/2014/chartex" xmlns:cx1="http://schemas.microsoft.com/office/drawing/2015/9/8/chartex" xmlns:cx2="http://schemas.microsoft.com/office/drawing/2015/10/21/chartex" xmlns:cx3="http://schemas.microsoft.com/office/drawing/2016/5/9/chartex" xmlns:cx4="http://schemas.microsoft.com/office/drawing/2016/5/10/chartex" xmlns:cx5="http://schemas.microsoft.com/office/drawing/2016/5/11/chartex" xmlns:cx6="http://schemas.microsoft.com/office/drawing/2016/5/12/chartex" xmlns:cx7="http://schemas.microsoft.com/office/drawing/2016/5/13/chartex" xmlns:cx8="http://schemas.microsoft.com/office/drawing/2016/5/14/chartex" xmlns:mc="http://schemas.openxmlformats.org/markup-compatibility/2006" xmlns:aink="http://schemas.microsoft.com/office/drawing/2016/ink" xmlns:am3d="http://schemas.microsoft.com/office/drawing/2017/model3d" xmlns:o="urn:schemas-microsoft-com:office:office" xmlns:oel="http://schemas.microsoft.com/office/2019/extlst" xmlns:r="http://schemas.openxmlformats.org/officeDocument/2006/relationships" xmlns:m="http://schemas.openxmlformats.org/officeDocument/2006/math" xmlns:v="urn:schemas-microsoft-com:vml" xmlns:wp14="http://schemas.microsoft.com/office/word/2010/wordprocessingDrawing" xmlns:wp="http://schemas.openxmlformats.org/drawingml/2006/wordprocessingDrawing" xmlns:w10="urn:schemas-microsoft-com:office:word" xmlns:w="http://schemas.openxmlformats.org/wordprocessingml/2006/main" xmlns:w14="http://schemas.microsoft.com/office/word/2010/wordml" xmlns:w15="http://schemas.microsoft.com/office/word/2012/wordml" xmlns:w16cex="http://schemas.microsoft.com/office/word/2018/wordml/cex" xmlns:w16cid="http://schemas.microsoft.com/office/word/2016/wordml/cid" xmlns:w16="http://schemas.microsoft.com/office/word/2018/wordml" xmlns:w16sdtdh="http://schemas.microsoft.com/office/word/2020/wordml/sdtdatahash" xmlns:w16se="http://schemas.microsoft.com/office/word/2015/wordml/symex" xmlns:wpg="http://schemas.microsoft.com/office/word/2010/wordprocessingGroup" xmlns:wpi="http://schemas.microsoft.com/office/word/2010/wordprocessingInk" xmlns:wne="http://schemas.microsoft.com/office/word/2006/wordml" xmlns:wps="http://schemas.microsoft.com/office/word/2010/wordprocessingShape" mc:Ignorable="w14 w15 w16se w16cid w16 w16cex w16sdtdh wp14">
+<w:ftr xmlns:wpc="http://schemas.microsoft.com/office/word/2010/wordprocessingCanvas" xmlns:cx="http://schemas.microsoft.com/office/drawing/2014/chartex" xmlns:cx1="http://schemas.microsoft.com/office/drawing/2015/9/8/chartex" xmlns:cx2="http://schemas.microsoft.com/office/drawing/2015/10/21/chartex" xmlns:cx3="http://schemas.microsoft.com/office/drawing/2016/5/9/chartex" xmlns:cx4="http://schemas.microsoft.com/office/drawing/2016/5/10/chartex" xmlns:cx5="http://schemas.microsoft.com/office/drawing/2016/5/11/chartex" xmlns:cx6="http://schemas.microsoft.com/office/drawing/2016/5/12/chartex" xmlns:cx7="http://schemas.microsoft.com/office/drawing/2016/5/13/chartex" xmlns:cx8="http://schemas.microsoft.com/office/drawing/2016/5/14/chartex" xmlns:mc="http://schemas.openxmlformats.org/markup-compatibility/2006" xmlns:aink="http://schemas.microsoft.com/office/drawing/2016/ink" xmlns:am3d="http://schemas.microsoft.com/office/drawing/2017/model3d" xmlns:o="urn:schemas-microsoft-com:office:office" xmlns:oel="http://schemas.microsoft.com/office/2019/extlst" xmlns:r="http://schemas.openxmlformats.org/officeDocument/2006/relationships" xmlns:m="http://schemas.openxmlformats.org/officeDocument/2006/math" xmlns:v="urn:schemas-microsoft-com:vml" xmlns:wp14="http://schemas.microsoft.com/office/word/2010/wordprocessingDrawing" xmlns:wp="http://schemas.openxmlformats.org/drawingml/2006/wordprocessingDrawing" xmlns:w10="urn:schemas-microsoft-com:office:word" xmlns:w="http://schemas.openxmlformats.org/wordprocessingml/2006/main" xmlns:w14="http://schemas.microsoft.com/office/word/2010/wordml" xmlns:w15="http://schemas.microsoft.com/office/word/2012/wordml" xmlns:w16cex="http://schemas.microsoft.com/office/word/2018/wordml/cex" xmlns:w16cid="http://schemas.microsoft.com/office/word/2016/wordml/cid" xmlns:w16="http://schemas.microsoft.com/office/word/2018/wordml" xmlns:w16du="http://schemas.microsoft.com/office/word/2023/wordml/word16du" xmlns:w16sdtdh="http://schemas.microsoft.com/office/word/2020/wordml/sdtdatahash" xmlns:w16se="http://schemas.microsoft.com/office/word/2015/wordml/symex" xmlns:wpg="http://schemas.microsoft.com/office/word/2010/wordprocessingGroup" xmlns:wpi="http://schemas.microsoft.com/office/word/2010/wordprocessingInk" xmlns:wne="http://schemas.microsoft.com/office/word/2006/wordml" xmlns:wps="http://schemas.microsoft.com/office/word/2010/wordprocessingShape" mc:Ignorable="w14 w15 w16se w16cid w16 w16cex w16sdtdh w16du wp14">
   <w:p>
     <w:pPr>
       <w:pStyle w:val="En-tte"/>
@@ -11623,7 +11509,7 @@
             </mc:Choice>
             <mc:Fallback>
               <w:pict>
-                <v:rect w14:anchorId="5D9E9625" id="Rectangle 1" o:spid="_x0000_s1027" style="position:absolute;left:0;text-align:left;margin-left:0;margin-top:0;width:44.55pt;height:15.1pt;rotation:180;flip:x;z-index:251659264;visibility:visible;mso-wrap-style:square;mso-width-percent:0;mso-height-percent:0;mso-wrap-distance-left:9pt;mso-wrap-distance-top:0;mso-wrap-distance-right:9pt;mso-wrap-distance-bottom:0;mso-position-horizontal:center;mso-position-horizontal-relative:right-margin-area;mso-position-vertical:center;mso-position-vertical-relative:bottom-margin-area;mso-width-percent:0;mso-height-percent:0;mso-width-relative:page;mso-height-relative:bottom-margin-area;v-text-anchor:top" o:gfxdata="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" filled="f" fillcolor="#c0504d" stroked="f" strokecolor="#5c83b4" strokeweight="2.25pt">
+                <v:rect w14:anchorId="5D9E9625" id="Rectangle 1" o:spid="_x0000_s1027" style="position:absolute;left:0;text-align:left;margin-left:0;margin-top:0;width:44.55pt;height:15.1pt;rotation:180;flip:x;z-index:251659264;visibility:visible;mso-wrap-style:square;mso-width-percent:0;mso-height-percent:0;mso-wrap-distance-left:9pt;mso-wrap-distance-top:0;mso-wrap-distance-right:9pt;mso-wrap-distance-bottom:0;mso-position-horizontal:center;mso-position-horizontal-relative:right-margin-area;mso-position-vertical:center;mso-position-vertical-relative:bottom-margin-area;mso-width-percent:0;mso-height-percent:0;mso-width-relative:page;mso-height-relative:bottom-margin-area;v-text-anchor:top" o:gfxdata="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" filled="f" fillcolor="#c0504d" stroked="f" strokecolor="#5c83b4" strokeweight="2.25pt">
                   <v:textbox inset=",0,,0">
                     <w:txbxContent>
                       <w:p>
@@ -11668,7 +11554,7 @@
 </file>
 
 <file path=word/footnotes.xml><?xml version="1.0" encoding="utf-8"?>
-<w:footnotes xmlns:wpc="http://schemas.microsoft.com/office/word/2010/wordprocessingCanvas" xmlns:cx="http://schemas.microsoft.com/office/drawing/2014/chartex" xmlns:cx1="http://schemas.microsoft.com/office/drawing/2015/9/8/chartex" xmlns:cx2="http://schemas.microsoft.com/office/drawing/2015/10/21/chartex" xmlns:cx3="http://schemas.microsoft.com/office/drawing/2016/5/9/chartex" xmlns:cx4="http://schemas.microsoft.com/office/drawing/2016/5/10/chartex" xmlns:cx5="http://schemas.microsoft.com/office/drawing/2016/5/11/chartex" xmlns:cx6="http://schemas.microsoft.com/office/drawing/2016/5/12/chartex" xmlns:cx7="http://schemas.microsoft.com/office/drawing/2016/5/13/chartex" xmlns:cx8="http://schemas.microsoft.com/office/drawing/2016/5/14/chartex" xmlns:mc="http://schemas.openxmlformats.org/markup-compatibility/2006" xmlns:aink="http://schemas.microsoft.com/office/drawing/2016/ink" xmlns:am3d="http://schemas.microsoft.com/office/drawing/2017/model3d" xmlns:o="urn:schemas-microsoft-com:office:office" xmlns:oel="http://schemas.microsoft.com/office/2019/extlst" xmlns:r="http://schemas.openxmlformats.org/officeDocument/2006/relationships" xmlns:m="http://schemas.openxmlformats.org/officeDocument/2006/math" xmlns:v="urn:schemas-microsoft-com:vml" xmlns:wp14="http://schemas.microsoft.com/office/word/2010/wordprocessingDrawing" xmlns:wp="http://schemas.openxmlformats.org/drawingml/2006/wordprocessingDrawing" xmlns:w10="urn:schemas-microsoft-com:office:word" xmlns:w="http://schemas.openxmlformats.org/wordprocessingml/2006/main" xmlns:w14="http://schemas.microsoft.com/office/word/2010/wordml" xmlns:w15="http://schemas.microsoft.com/office/word/2012/wordml" xmlns:w16cex="http://schemas.microsoft.com/office/word/2018/wordml/cex" xmlns:w16cid="http://schemas.microsoft.com/office/word/2016/wordml/cid" xmlns:w16="http://schemas.microsoft.com/office/word/2018/wordml" xmlns:w16sdtdh="http://schemas.microsoft.com/office/word/2020/wordml/sdtdatahash" xmlns:w16se="http://schemas.microsoft.com/office/word/2015/wordml/symex" xmlns:wpg="http://schemas.microsoft.com/office/word/2010/wordprocessingGroup" xmlns:wpi="http://schemas.microsoft.com/office/word/2010/wordprocessingInk" xmlns:wne="http://schemas.microsoft.com/office/word/2006/wordml" xmlns:wps="http://schemas.microsoft.com/office/word/2010/wordprocessingShape" mc:Ignorable="w14 w15 w16se w16cid w16 w16cex w16sdtdh wp14">
+<w:footnotes xmlns:wpc="http://schemas.microsoft.com/office/word/2010/wordprocessingCanvas" xmlns:cx="http://schemas.microsoft.com/office/drawing/2014/chartex" xmlns:cx1="http://schemas.microsoft.com/office/drawing/2015/9/8/chartex" xmlns:cx2="http://schemas.microsoft.com/office/drawing/2015/10/21/chartex" xmlns:cx3="http://schemas.microsoft.com/office/drawing/2016/5/9/chartex" xmlns:cx4="http://schemas.microsoft.com/office/drawing/2016/5/10/chartex" xmlns:cx5="http://schemas.microsoft.com/office/drawing/2016/5/11/chartex" xmlns:cx6="http://schemas.microsoft.com/office/drawing/2016/5/12/chartex" xmlns:cx7="http://schemas.microsoft.com/office/drawing/2016/5/13/chartex" xmlns:cx8="http://schemas.microsoft.com/office/drawing/2016/5/14/chartex" xmlns:mc="http://schemas.openxmlformats.org/markup-compatibility/2006" xmlns:aink="http://schemas.microsoft.com/office/drawing/2016/ink" xmlns:am3d="http://schemas.microsoft.com/office/drawing/2017/model3d" xmlns:o="urn:schemas-microsoft-com:office:office" xmlns:oel="http://schemas.microsoft.com/office/2019/extlst" xmlns:r="http://schemas.openxmlformats.org/officeDocument/2006/relationships" xmlns:m="http://schemas.openxmlformats.org/officeDocument/2006/math" xmlns:v="urn:schemas-microsoft-com:vml" xmlns:wp14="http://schemas.microsoft.com/office/word/2010/wordprocessingDrawing" xmlns:wp="http://schemas.openxmlformats.org/drawingml/2006/wordprocessingDrawing" xmlns:w10="urn:schemas-microsoft-com:office:word" xmlns:w="http://schemas.openxmlformats.org/wordprocessingml/2006/main" xmlns:w14="http://schemas.microsoft.com/office/word/2010/wordml" xmlns:w15="http://schemas.microsoft.com/office/word/2012/wordml" xmlns:w16cex="http://schemas.microsoft.com/office/word/2018/wordml/cex" xmlns:w16cid="http://schemas.microsoft.com/office/word/2016/wordml/cid" xmlns:w16="http://schemas.microsoft.com/office/word/2018/wordml" xmlns:w16du="http://schemas.microsoft.com/office/word/2023/wordml/word16du" xmlns:w16sdtdh="http://schemas.microsoft.com/office/word/2020/wordml/sdtdatahash" xmlns:w16se="http://schemas.microsoft.com/office/word/2015/wordml/symex" xmlns:wpg="http://schemas.microsoft.com/office/word/2010/wordprocessingGroup" xmlns:wpi="http://schemas.microsoft.com/office/word/2010/wordprocessingInk" xmlns:wne="http://schemas.microsoft.com/office/word/2006/wordml" xmlns:wps="http://schemas.microsoft.com/office/word/2010/wordprocessingShape" mc:Ignorable="w14 w15 w16se w16cid w16 w16cex w16sdtdh w16du wp14">
   <w:footnote w:type="separator" w:id="-1">
     <w:p>
       <w:pPr>
@@ -11693,7 +11579,7 @@
 </file>
 
 <file path=word/numbering.xml><?xml version="1.0" encoding="utf-8"?>
-<w:numbering xmlns:wpc="http://schemas.microsoft.com/office/word/2010/wordprocessingCanvas" xmlns:cx="http://schemas.microsoft.com/office/drawing/2014/chartex" xmlns:cx1="http://schemas.microsoft.com/office/drawing/2015/9/8/chartex" xmlns:cx2="http://schemas.microsoft.com/office/drawing/2015/10/21/chartex" xmlns:cx3="http://schemas.microsoft.com/office/drawing/2016/5/9/chartex" xmlns:cx4="http://schemas.microsoft.com/office/drawing/2016/5/10/chartex" xmlns:cx5="http://schemas.microsoft.com/office/drawing/2016/5/11/chartex" xmlns:cx6="http://schemas.microsoft.com/office/drawing/2016/5/12/chartex" xmlns:cx7="http://schemas.microsoft.com/office/drawing/2016/5/13/chartex" xmlns:cx8="http://schemas.microsoft.com/office/drawing/2016/5/14/chartex" xmlns:mc="http://schemas.openxmlformats.org/markup-compatibility/2006" xmlns:aink="http://schemas.microsoft.com/office/drawing/2016/ink" xmlns:am3d="http://schemas.microsoft.com/office/drawing/2017/model3d" xmlns:o="urn:schemas-microsoft-com:office:office" xmlns:oel="http://schemas.microsoft.com/office/2019/extlst" xmlns:r="http://schemas.openxmlformats.org/officeDocument/2006/relationships" xmlns:m="http://schemas.openxmlformats.org/officeDocument/2006/math" xmlns:v="urn:schemas-microsoft-com:vml" xmlns:wp14="http://schemas.microsoft.com/office/word/2010/wordprocessingDrawing" xmlns:wp="http://schemas.openxmlformats.org/drawingml/2006/wordprocessingDrawing" xmlns:w10="urn:schemas-microsoft-com:office:word" xmlns:w="http://schemas.openxmlformats.org/wordprocessingml/2006/main" xmlns:w14="http://schemas.microsoft.com/office/word/2010/wordml" xmlns:w15="http://schemas.microsoft.com/office/word/2012/wordml" xmlns:w16cex="http://schemas.microsoft.com/office/word/2018/wordml/cex" xmlns:w16cid="http://schemas.microsoft.com/office/word/2016/wordml/cid" xmlns:w16="http://schemas.microsoft.com/office/word/2018/wordml" xmlns:w16sdtdh="http://schemas.microsoft.com/office/word/2020/wordml/sdtdatahash" xmlns:w16se="http://schemas.microsoft.com/office/word/2015/wordml/symex" xmlns:wpg="http://schemas.microsoft.com/office/word/2010/wordprocessingGroup" xmlns:wpi="http://schemas.microsoft.com/office/word/2010/wordprocessingInk" xmlns:wne="http://schemas.microsoft.com/office/word/2006/wordml" xmlns:wps="http://schemas.microsoft.com/office/word/2010/wordprocessingShape" mc:Ignorable="w14 w15 w16se w16cid w16 w16cex w16sdtdh wp14">
+<w:numbering xmlns:wpc="http://schemas.microsoft.com/office/word/2010/wordprocessingCanvas" xmlns:cx="http://schemas.microsoft.com/office/drawing/2014/chartex" xmlns:cx1="http://schemas.microsoft.com/office/drawing/2015/9/8/chartex" xmlns:cx2="http://schemas.microsoft.com/office/drawing/2015/10/21/chartex" xmlns:cx3="http://schemas.microsoft.com/office/drawing/2016/5/9/chartex" xmlns:cx4="http://schemas.microsoft.com/office/drawing/2016/5/10/chartex" xmlns:cx5="http://schemas.microsoft.com/office/drawing/2016/5/11/chartex" xmlns:cx6="http://schemas.microsoft.com/office/drawing/2016/5/12/chartex" xmlns:cx7="http://schemas.microsoft.com/office/drawing/2016/5/13/chartex" xmlns:cx8="http://schemas.microsoft.com/office/drawing/2016/5/14/chartex" xmlns:mc="http://schemas.openxmlformats.org/markup-compatibility/2006" xmlns:aink="http://schemas.microsoft.com/office/drawing/2016/ink" xmlns:am3d="http://schemas.microsoft.com/office/drawing/2017/model3d" xmlns:o="urn:schemas-microsoft-com:office:office" xmlns:oel="http://schemas.microsoft.com/office/2019/extlst" xmlns:r="http://schemas.openxmlformats.org/officeDocument/2006/relationships" xmlns:m="http://schemas.openxmlformats.org/officeDocument/2006/math" xmlns:v="urn:schemas-microsoft-com:vml" xmlns:wp14="http://schemas.microsoft.com/office/word/2010/wordprocessingDrawing" xmlns:wp="http://schemas.openxmlformats.org/drawingml/2006/wordprocessingDrawing" xmlns:w10="urn:schemas-microsoft-com:office:word" xmlns:w="http://schemas.openxmlformats.org/wordprocessingml/2006/main" xmlns:w14="http://schemas.microsoft.com/office/word/2010/wordml" xmlns:w15="http://schemas.microsoft.com/office/word/2012/wordml" xmlns:w16cex="http://schemas.microsoft.com/office/word/2018/wordml/cex" xmlns:w16cid="http://schemas.microsoft.com/office/word/2016/wordml/cid" xmlns:w16="http://schemas.microsoft.com/office/word/2018/wordml" xmlns:w16du="http://schemas.microsoft.com/office/word/2023/wordml/word16du" xmlns:w16sdtdh="http://schemas.microsoft.com/office/word/2020/wordml/sdtdatahash" xmlns:w16se="http://schemas.microsoft.com/office/word/2015/wordml/symex" xmlns:wpg="http://schemas.microsoft.com/office/word/2010/wordprocessingGroup" xmlns:wpi="http://schemas.microsoft.com/office/word/2010/wordprocessingInk" xmlns:wne="http://schemas.microsoft.com/office/word/2006/wordml" xmlns:wps="http://schemas.microsoft.com/office/word/2010/wordprocessingShape" mc:Ignorable="w14 w15 w16se w16cid w16 w16cex w16sdtdh w16du wp14">
   <w:abstractNum w:abstractNumId="0" w15:restartNumberingAfterBreak="0">
     <w:nsid w:val="134612E3"/>
     <w:multiLevelType w:val="hybridMultilevel"/>
@@ -14184,7 +14070,7 @@
 </file>
 
 <file path=word/styles.xml><?xml version="1.0" encoding="utf-8"?>
-<w:styles xmlns:mc="http://schemas.openxmlformats.org/markup-compatibility/2006" xmlns:r="http://schemas.openxmlformats.org/officeDocument/2006/relationships" xmlns:w="http://schemas.openxmlformats.org/wordprocessingml/2006/main" xmlns:w14="http://schemas.microsoft.com/office/word/2010/wordml" xmlns:w15="http://schemas.microsoft.com/office/word/2012/wordml" xmlns:w16cex="http://schemas.microsoft.com/office/word/2018/wordml/cex" xmlns:w16cid="http://schemas.microsoft.com/office/word/2016/wordml/cid" xmlns:w16="http://schemas.microsoft.com/office/word/2018/wordml" xmlns:w16sdtdh="http://schemas.microsoft.com/office/word/2020/wordml/sdtdatahash" xmlns:w16se="http://schemas.microsoft.com/office/word/2015/wordml/symex" mc:Ignorable="w14 w15 w16se w16cid w16 w16cex w16sdtdh">
+<w:styles xmlns:mc="http://schemas.openxmlformats.org/markup-compatibility/2006" xmlns:r="http://schemas.openxmlformats.org/officeDocument/2006/relationships" xmlns:w="http://schemas.openxmlformats.org/wordprocessingml/2006/main" xmlns:w14="http://schemas.microsoft.com/office/word/2010/wordml" xmlns:w15="http://schemas.microsoft.com/office/word/2012/wordml" xmlns:w16cex="http://schemas.microsoft.com/office/word/2018/wordml/cex" xmlns:w16cid="http://schemas.microsoft.com/office/word/2016/wordml/cid" xmlns:w16="http://schemas.microsoft.com/office/word/2018/wordml" xmlns:w16du="http://schemas.microsoft.com/office/word/2023/wordml/word16du" xmlns:w16sdtdh="http://schemas.microsoft.com/office/word/2020/wordml/sdtdatahash" xmlns:w16se="http://schemas.microsoft.com/office/word/2015/wordml/symex" mc:Ignorable="w14 w15 w16se w16cid w16 w16cex w16sdtdh w16du">
   <w:docDefaults>
     <w:rPrDefault>
       <w:rPr>
